--- a/Knowledge/3-Work knowledge/1-Software Engineering/1-Software Engineering Fundamentals/5-My Source/5-Network Data Structures/2-Packet.docx
+++ b/Knowledge/3-Work knowledge/1-Software Engineering/1-Software Engineering Fundamentals/5-My Source/5-Network Data Structures/2-Packet.docx
@@ -4,72 +4,39 @@
   <w:body>
     <w:p>
       <w:pPr>
-        <w:keepNext/>
-        <w:keepLines/>
-        <w:spacing w:before="360" w:after="80" w:line="276" w:lineRule="auto"/>
-        <w:outlineLvl w:val="0"/>
-        <w:rPr>
-          <w:rFonts w:asciiTheme="majorHAnsi" w:eastAsiaTheme="majorEastAsia" w:hAnsiTheme="majorHAnsi" w:cstheme="majorBidi"/>
-          <w:color w:val="2F5496" w:themeColor="accent1" w:themeShade="BF"/>
-          <w:kern w:val="0"/>
-          <w:sz w:val="40"/>
-          <w:szCs w:val="40"/>
-          <w:lang w:val="en"/>
-          <w14:ligatures w14:val="none"/>
+        <w:pStyle w:val="Heading1"/>
+        <w:rPr>
+          <w:lang w:val="en"/>
         </w:rPr>
       </w:pPr>
       <w:bookmarkStart w:id="0" w:name="_xrzv0uq07z3r" w:colFirst="0" w:colLast="0"/>
       <w:bookmarkEnd w:id="0"/>
       <w:r>
         <w:rPr>
-          <w:rFonts w:asciiTheme="majorHAnsi" w:eastAsiaTheme="majorEastAsia" w:hAnsiTheme="majorHAnsi" w:cstheme="majorBidi"/>
-          <w:color w:val="2F5496" w:themeColor="accent1" w:themeShade="BF"/>
-          <w:kern w:val="0"/>
-          <w:sz w:val="40"/>
-          <w:szCs w:val="40"/>
-          <w:lang w:val="en"/>
-          <w14:ligatures w14:val="none"/>
+          <w:lang w:val="en"/>
         </w:rPr>
         <w:t>Packet</w:t>
       </w:r>
     </w:p>
     <w:p>
       <w:pPr>
-        <w:spacing w:before="280" w:after="80" w:line="276" w:lineRule="auto"/>
-        <w:outlineLvl w:val="1"/>
-        <w:rPr>
-          <w:rFonts w:asciiTheme="majorHAnsi" w:eastAsiaTheme="majorEastAsia" w:hAnsiTheme="majorHAnsi" w:cstheme="majorBidi"/>
-          <w:color w:val="2F5496" w:themeColor="accent1" w:themeShade="BF"/>
-          <w:kern w:val="0"/>
-          <w:sz w:val="32"/>
-          <w:szCs w:val="32"/>
-          <w:lang w:val="en"/>
-          <w14:ligatures w14:val="none"/>
+        <w:pStyle w:val="Heading2"/>
+        <w:rPr>
+          <w:lang w:val="en"/>
         </w:rPr>
       </w:pPr>
       <w:bookmarkStart w:id="1" w:name="_37x2ywlht9xu" w:colFirst="0" w:colLast="0"/>
       <w:bookmarkEnd w:id="1"/>
       <w:r>
         <w:rPr>
-          <w:rFonts w:ascii="Segoe UI Emoji" w:eastAsiaTheme="majorEastAsia" w:hAnsi="Segoe UI Emoji" w:cs="Segoe UI Emoji"/>
-          <w:color w:val="2F5496" w:themeColor="accent1" w:themeShade="BF"/>
-          <w:kern w:val="0"/>
-          <w:sz w:val="32"/>
-          <w:szCs w:val="32"/>
-          <w:lang w:val="en"/>
-          <w14:ligatures w14:val="none"/>
+          <w:rFonts w:ascii="Segoe UI Emoji" w:hAnsi="Segoe UI Emoji" w:cs="Segoe UI Emoji"/>
+          <w:lang w:val="en"/>
         </w:rPr>
         <w:t>📦</w:t>
       </w:r>
       <w:r>
         <w:rPr>
-          <w:rFonts w:asciiTheme="majorHAnsi" w:eastAsiaTheme="majorEastAsia" w:hAnsiTheme="majorHAnsi" w:cstheme="majorBidi"/>
-          <w:color w:val="2F5496" w:themeColor="accent1" w:themeShade="BF"/>
-          <w:kern w:val="0"/>
-          <w:sz w:val="32"/>
-          <w:szCs w:val="32"/>
-          <w:lang w:val="en"/>
-          <w14:ligatures w14:val="none"/>
+          <w:lang w:val="en"/>
         </w:rPr>
         <w:t xml:space="preserve"> What Is a Packet in Networking?</w:t>
       </w:r>
@@ -111,6 +78,7 @@
         </w:rPr>
         <w:t xml:space="preserve">: </w:t>
       </w:r>
+      <w:proofErr w:type="spellStart"/>
       <w:r>
         <w:rPr>
           <w:rFonts w:ascii="Arial" w:eastAsia="Arial" w:hAnsi="Arial" w:cs="Arial"/>
@@ -122,7 +90,21 @@
           <w:lang w:val="en"/>
           <w14:ligatures w14:val="none"/>
         </w:rPr>
-        <w:t>Chatgpt (GPT</w:t>
+        <w:t>Chatgpt</w:t>
+      </w:r>
+      <w:proofErr w:type="spellEnd"/>
+      <w:r>
+        <w:rPr>
+          <w:rFonts w:ascii="Arial" w:eastAsia="Arial" w:hAnsi="Arial" w:cs="Arial"/>
+          <w:b/>
+          <w:kern w:val="0"/>
+          <w:sz w:val="22"/>
+          <w:szCs w:val="22"/>
+          <w:highlight w:val="darkGray"/>
+          <w:lang w:val="en"/>
+          <w14:ligatures w14:val="none"/>
+        </w:rPr>
+        <w:t xml:space="preserve"> (GPT</w:t>
       </w:r>
       <w:r>
         <w:rPr>
@@ -275,41 +257,23 @@
     </w:p>
     <w:p>
       <w:pPr>
-        <w:spacing w:before="280" w:after="80" w:line="276" w:lineRule="auto"/>
-        <w:outlineLvl w:val="1"/>
-        <w:rPr>
-          <w:rFonts w:asciiTheme="majorHAnsi" w:eastAsiaTheme="majorEastAsia" w:hAnsiTheme="majorHAnsi" w:cstheme="majorBidi"/>
-          <w:color w:val="2F5496" w:themeColor="accent1" w:themeShade="BF"/>
-          <w:kern w:val="0"/>
-          <w:sz w:val="32"/>
-          <w:szCs w:val="32"/>
-          <w:lang w:val="en"/>
-          <w14:ligatures w14:val="none"/>
+        <w:pStyle w:val="Heading2"/>
+        <w:rPr>
+          <w:lang w:val="en"/>
         </w:rPr>
       </w:pPr>
       <w:bookmarkStart w:id="2" w:name="_y6dmb6ffaqt0" w:colFirst="0" w:colLast="0"/>
       <w:bookmarkEnd w:id="2"/>
       <w:r>
         <w:rPr>
-          <w:rFonts w:ascii="Segoe UI Emoji" w:eastAsiaTheme="majorEastAsia" w:hAnsi="Segoe UI Emoji" w:cs="Segoe UI Emoji"/>
-          <w:color w:val="2F5496" w:themeColor="accent1" w:themeShade="BF"/>
-          <w:kern w:val="0"/>
-          <w:sz w:val="32"/>
-          <w:szCs w:val="32"/>
-          <w:lang w:val="en"/>
-          <w14:ligatures w14:val="none"/>
+          <w:rFonts w:ascii="Segoe UI Emoji" w:hAnsi="Segoe UI Emoji" w:cs="Segoe UI Emoji"/>
+          <w:lang w:val="en"/>
         </w:rPr>
         <w:t>📦</w:t>
       </w:r>
       <w:r>
         <w:rPr>
-          <w:rFonts w:asciiTheme="majorHAnsi" w:eastAsiaTheme="majorEastAsia" w:hAnsiTheme="majorHAnsi" w:cstheme="majorBidi"/>
-          <w:color w:val="2F5496" w:themeColor="accent1" w:themeShade="BF"/>
-          <w:kern w:val="0"/>
-          <w:sz w:val="32"/>
-          <w:szCs w:val="32"/>
-          <w:lang w:val="en"/>
-          <w14:ligatures w14:val="none"/>
+          <w:lang w:val="en"/>
         </w:rPr>
         <w:t xml:space="preserve"> Belongs to:</w:t>
       </w:r>
@@ -351,6 +315,7 @@
         </w:rPr>
         <w:t xml:space="preserve">: </w:t>
       </w:r>
+      <w:proofErr w:type="spellStart"/>
       <w:r>
         <w:rPr>
           <w:rFonts w:ascii="Arial" w:eastAsia="Arial" w:hAnsi="Arial" w:cs="Arial"/>
@@ -362,7 +327,21 @@
           <w:lang w:val="en"/>
           <w14:ligatures w14:val="none"/>
         </w:rPr>
-        <w:t>Chatgpt (GPT</w:t>
+        <w:t>Chatgpt</w:t>
+      </w:r>
+      <w:proofErr w:type="spellEnd"/>
+      <w:r>
+        <w:rPr>
+          <w:rFonts w:ascii="Arial" w:eastAsia="Arial" w:hAnsi="Arial" w:cs="Arial"/>
+          <w:b/>
+          <w:kern w:val="0"/>
+          <w:sz w:val="22"/>
+          <w:szCs w:val="22"/>
+          <w:highlight w:val="darkGray"/>
+          <w:lang w:val="en"/>
+          <w14:ligatures w14:val="none"/>
+        </w:rPr>
+        <w:t xml:space="preserve"> (GPT</w:t>
       </w:r>
       <w:r>
         <w:rPr>
@@ -566,41 +545,23 @@
     </w:p>
     <w:p>
       <w:pPr>
-        <w:spacing w:before="280" w:after="80" w:line="276" w:lineRule="auto"/>
-        <w:outlineLvl w:val="1"/>
-        <w:rPr>
-          <w:rFonts w:asciiTheme="majorHAnsi" w:eastAsiaTheme="majorEastAsia" w:hAnsiTheme="majorHAnsi" w:cstheme="majorBidi"/>
-          <w:color w:val="2F5496" w:themeColor="accent1" w:themeShade="BF"/>
-          <w:kern w:val="0"/>
-          <w:sz w:val="32"/>
-          <w:szCs w:val="32"/>
-          <w:lang w:val="en"/>
-          <w14:ligatures w14:val="none"/>
+        <w:pStyle w:val="Heading2"/>
+        <w:rPr>
+          <w:lang w:val="en"/>
         </w:rPr>
       </w:pPr>
       <w:bookmarkStart w:id="3" w:name="_p6xw11jsbgjg" w:colFirst="0" w:colLast="0"/>
       <w:bookmarkEnd w:id="3"/>
       <w:r>
         <w:rPr>
-          <w:rFonts w:ascii="Segoe UI Emoji" w:eastAsiaTheme="majorEastAsia" w:hAnsi="Segoe UI Emoji" w:cs="Segoe UI Emoji"/>
-          <w:color w:val="2F5496" w:themeColor="accent1" w:themeShade="BF"/>
-          <w:kern w:val="0"/>
-          <w:sz w:val="32"/>
-          <w:szCs w:val="32"/>
-          <w:lang w:val="en"/>
-          <w14:ligatures w14:val="none"/>
+          <w:rFonts w:ascii="Segoe UI Emoji" w:hAnsi="Segoe UI Emoji" w:cs="Segoe UI Emoji"/>
+          <w:lang w:val="en"/>
         </w:rPr>
         <w:t>🧠</w:t>
       </w:r>
       <w:r>
         <w:rPr>
-          <w:rFonts w:asciiTheme="majorHAnsi" w:eastAsiaTheme="majorEastAsia" w:hAnsiTheme="majorHAnsi" w:cstheme="majorBidi"/>
-          <w:color w:val="2F5496" w:themeColor="accent1" w:themeShade="BF"/>
-          <w:kern w:val="0"/>
-          <w:sz w:val="32"/>
-          <w:szCs w:val="32"/>
-          <w:lang w:val="en"/>
-          <w14:ligatures w14:val="none"/>
+          <w:lang w:val="en"/>
         </w:rPr>
         <w:t xml:space="preserve"> Definition:</w:t>
       </w:r>
@@ -642,6 +603,7 @@
         </w:rPr>
         <w:t xml:space="preserve">: </w:t>
       </w:r>
+      <w:proofErr w:type="spellStart"/>
       <w:r>
         <w:rPr>
           <w:rFonts w:ascii="Arial" w:eastAsia="Arial" w:hAnsi="Arial" w:cs="Arial"/>
@@ -653,7 +615,21 @@
           <w:lang w:val="en"/>
           <w14:ligatures w14:val="none"/>
         </w:rPr>
-        <w:t>Chatgpt (GPT</w:t>
+        <w:t>Chatgpt</w:t>
+      </w:r>
+      <w:proofErr w:type="spellEnd"/>
+      <w:r>
+        <w:rPr>
+          <w:rFonts w:ascii="Arial" w:eastAsia="Arial" w:hAnsi="Arial" w:cs="Arial"/>
+          <w:b/>
+          <w:kern w:val="0"/>
+          <w:sz w:val="22"/>
+          <w:szCs w:val="22"/>
+          <w:highlight w:val="darkGray"/>
+          <w:lang w:val="en"/>
+          <w14:ligatures w14:val="none"/>
+        </w:rPr>
+        <w:t xml:space="preserve"> (GPT</w:t>
       </w:r>
       <w:r>
         <w:rPr>
@@ -807,41 +783,23 @@
     </w:p>
     <w:p>
       <w:pPr>
-        <w:spacing w:before="280" w:after="80" w:line="276" w:lineRule="auto"/>
-        <w:outlineLvl w:val="1"/>
-        <w:rPr>
-          <w:rFonts w:asciiTheme="majorHAnsi" w:eastAsiaTheme="majorEastAsia" w:hAnsiTheme="majorHAnsi" w:cstheme="majorBidi"/>
-          <w:color w:val="2F5496" w:themeColor="accent1" w:themeShade="BF"/>
-          <w:kern w:val="0"/>
-          <w:sz w:val="32"/>
-          <w:szCs w:val="32"/>
-          <w:lang w:val="en"/>
-          <w14:ligatures w14:val="none"/>
+        <w:pStyle w:val="Heading2"/>
+        <w:rPr>
+          <w:lang w:val="en"/>
         </w:rPr>
       </w:pPr>
       <w:bookmarkStart w:id="4" w:name="_srachpnj6xfr" w:colFirst="0" w:colLast="0"/>
       <w:bookmarkEnd w:id="4"/>
       <w:r>
         <w:rPr>
-          <w:rFonts w:ascii="Segoe UI Emoji" w:eastAsiaTheme="majorEastAsia" w:hAnsi="Segoe UI Emoji" w:cs="Segoe UI Emoji"/>
-          <w:color w:val="2F5496" w:themeColor="accent1" w:themeShade="BF"/>
-          <w:kern w:val="0"/>
-          <w:sz w:val="32"/>
-          <w:szCs w:val="32"/>
-          <w:lang w:val="en"/>
-          <w14:ligatures w14:val="none"/>
+          <w:rFonts w:ascii="Segoe UI Emoji" w:hAnsi="Segoe UI Emoji" w:cs="Segoe UI Emoji"/>
+          <w:lang w:val="en"/>
         </w:rPr>
         <w:t>🧱</w:t>
       </w:r>
       <w:r>
         <w:rPr>
-          <w:rFonts w:asciiTheme="majorHAnsi" w:eastAsiaTheme="majorEastAsia" w:hAnsiTheme="majorHAnsi" w:cstheme="majorBidi"/>
-          <w:color w:val="2F5496" w:themeColor="accent1" w:themeShade="BF"/>
-          <w:kern w:val="0"/>
-          <w:sz w:val="32"/>
-          <w:szCs w:val="32"/>
-          <w:lang w:val="en"/>
-          <w14:ligatures w14:val="none"/>
+          <w:lang w:val="en"/>
         </w:rPr>
         <w:t xml:space="preserve"> Structure of a Packet</w:t>
       </w:r>
@@ -883,6 +841,7 @@
         </w:rPr>
         <w:t xml:space="preserve">: </w:t>
       </w:r>
+      <w:proofErr w:type="spellStart"/>
       <w:r>
         <w:rPr>
           <w:rFonts w:ascii="Arial" w:eastAsia="Arial" w:hAnsi="Arial" w:cs="Arial"/>
@@ -894,7 +853,21 @@
           <w:lang w:val="en"/>
           <w14:ligatures w14:val="none"/>
         </w:rPr>
-        <w:t>Chatgpt (GPT</w:t>
+        <w:t>Chatgpt</w:t>
+      </w:r>
+      <w:proofErr w:type="spellEnd"/>
+      <w:r>
+        <w:rPr>
+          <w:rFonts w:ascii="Arial" w:eastAsia="Arial" w:hAnsi="Arial" w:cs="Arial"/>
+          <w:b/>
+          <w:kern w:val="0"/>
+          <w:sz w:val="22"/>
+          <w:szCs w:val="22"/>
+          <w:highlight w:val="darkGray"/>
+          <w:lang w:val="en"/>
+          <w14:ligatures w14:val="none"/>
+        </w:rPr>
+        <w:t xml:space="preserve"> (GPT</w:t>
       </w:r>
       <w:r>
         <w:rPr>
@@ -945,6 +918,7 @@
           <w:lang w:val="en"/>
           <w14:ligatures w14:val="none"/>
         </w:rPr>
+        <w:lastRenderedPageBreak/>
         <w:drawing>
           <wp:inline distT="114300" distB="114300" distL="114300" distR="114300" wp14:anchorId="177CA8B1" wp14:editId="24605962">
             <wp:extent cx="5943600" cy="1231900"/>
@@ -1583,47 +1557,23 @@
     </w:p>
     <w:p>
       <w:pPr>
-        <w:spacing w:before="280" w:after="80" w:line="276" w:lineRule="auto"/>
-        <w:outlineLvl w:val="2"/>
-        <w:rPr>
-          <w:rFonts w:ascii="Arial" w:eastAsiaTheme="majorEastAsia" w:hAnsi="Arial" w:cstheme="majorBidi"/>
-          <w:b/>
-          <w:bCs/>
-          <w:color w:val="000000"/>
-          <w:kern w:val="0"/>
-          <w:sz w:val="26"/>
-          <w:szCs w:val="26"/>
-          <w:lang w:val="en"/>
-          <w14:ligatures w14:val="none"/>
+        <w:pStyle w:val="Heading3"/>
+        <w:rPr>
+          <w:lang w:val="en"/>
         </w:rPr>
       </w:pPr>
       <w:bookmarkStart w:id="5" w:name="_v8tg7lak3cvb" w:colFirst="0" w:colLast="0"/>
       <w:bookmarkEnd w:id="5"/>
       <w:r>
         <w:rPr>
-          <w:rFonts w:ascii="Segoe UI Emoji" w:eastAsiaTheme="majorEastAsia" w:hAnsi="Segoe UI Emoji" w:cs="Segoe UI Emoji"/>
-          <w:b/>
-          <w:bCs/>
-          <w:color w:val="000000"/>
-          <w:kern w:val="0"/>
-          <w:sz w:val="26"/>
-          <w:szCs w:val="26"/>
-          <w:lang w:val="en"/>
-          <w14:ligatures w14:val="none"/>
+          <w:rFonts w:ascii="Segoe UI Emoji" w:hAnsi="Segoe UI Emoji" w:cs="Segoe UI Emoji"/>
+          <w:lang w:val="en"/>
         </w:rPr>
         <w:t>🧱</w:t>
       </w:r>
       <w:r>
         <w:rPr>
-          <w:rFonts w:ascii="Arial" w:eastAsiaTheme="majorEastAsia" w:hAnsi="Arial" w:cstheme="majorBidi"/>
-          <w:b/>
-          <w:bCs/>
-          <w:color w:val="000000"/>
-          <w:kern w:val="0"/>
-          <w:sz w:val="26"/>
-          <w:szCs w:val="26"/>
-          <w:lang w:val="en"/>
-          <w14:ligatures w14:val="none"/>
+          <w:lang w:val="en"/>
         </w:rPr>
         <w:t xml:space="preserve"> Example: Ethernet + IP + TCP Packet Structure</w:t>
       </w:r>
@@ -1665,6 +1615,7 @@
         </w:rPr>
         <w:t xml:space="preserve">: </w:t>
       </w:r>
+      <w:proofErr w:type="spellStart"/>
       <w:r>
         <w:rPr>
           <w:rFonts w:ascii="Arial" w:eastAsia="Arial" w:hAnsi="Arial" w:cs="Arial"/>
@@ -1676,7 +1627,21 @@
           <w:lang w:val="en"/>
           <w14:ligatures w14:val="none"/>
         </w:rPr>
-        <w:t>Chatgpt (GPT</w:t>
+        <w:t>Chatgpt</w:t>
+      </w:r>
+      <w:proofErr w:type="spellEnd"/>
+      <w:r>
+        <w:rPr>
+          <w:rFonts w:ascii="Arial" w:eastAsia="Arial" w:hAnsi="Arial" w:cs="Arial"/>
+          <w:b/>
+          <w:kern w:val="0"/>
+          <w:sz w:val="22"/>
+          <w:szCs w:val="22"/>
+          <w:highlight w:val="darkGray"/>
+          <w:lang w:val="en"/>
+          <w14:ligatures w14:val="none"/>
+        </w:rPr>
+        <w:t xml:space="preserve"> (GPT</w:t>
       </w:r>
       <w:r>
         <w:rPr>
@@ -1853,47 +1818,24 @@
     </w:p>
     <w:p>
       <w:pPr>
-        <w:spacing w:before="80" w:after="40" w:line="276" w:lineRule="auto"/>
-        <w:outlineLvl w:val="3"/>
-        <w:rPr>
-          <w:rFonts w:ascii="Arial" w:eastAsiaTheme="majorEastAsia" w:hAnsi="Arial" w:cstheme="majorBidi"/>
-          <w:i/>
-          <w:iCs/>
-          <w:color w:val="2F5496" w:themeColor="accent1" w:themeShade="BF"/>
-          <w:kern w:val="0"/>
-          <w:sz w:val="22"/>
-          <w:szCs w:val="22"/>
-          <w:lang w:val="en"/>
-          <w14:ligatures w14:val="none"/>
+        <w:pStyle w:val="Heading4"/>
+        <w:rPr>
+          <w:lang w:val="en"/>
         </w:rPr>
       </w:pPr>
       <w:bookmarkStart w:id="6" w:name="_szd0z9m5dewc" w:colFirst="0" w:colLast="0"/>
       <w:bookmarkEnd w:id="6"/>
       <w:r>
         <w:rPr>
-          <w:rFonts w:ascii="Segoe UI Emoji" w:eastAsiaTheme="majorEastAsia" w:hAnsi="Segoe UI Emoji" w:cs="Segoe UI Emoji"/>
-          <w:i/>
-          <w:iCs/>
-          <w:color w:val="2F5496" w:themeColor="accent1" w:themeShade="BF"/>
-          <w:kern w:val="0"/>
-          <w:sz w:val="22"/>
-          <w:szCs w:val="22"/>
-          <w:lang w:val="en"/>
-          <w14:ligatures w14:val="none"/>
-        </w:rPr>
+          <w:rFonts w:ascii="Segoe UI Emoji" w:hAnsi="Segoe UI Emoji" w:cs="Segoe UI Emoji"/>
+          <w:lang w:val="en"/>
+        </w:rPr>
+        <w:lastRenderedPageBreak/>
         <w:t>🔹</w:t>
       </w:r>
       <w:r>
         <w:rPr>
-          <w:rFonts w:ascii="Arial" w:eastAsiaTheme="majorEastAsia" w:hAnsi="Arial" w:cstheme="majorBidi"/>
-          <w:i/>
-          <w:iCs/>
-          <w:color w:val="2F5496" w:themeColor="accent1" w:themeShade="BF"/>
-          <w:kern w:val="0"/>
-          <w:sz w:val="22"/>
-          <w:szCs w:val="22"/>
-          <w:lang w:val="en"/>
-          <w14:ligatures w14:val="none"/>
+          <w:lang w:val="en"/>
         </w:rPr>
         <w:t xml:space="preserve"> 1. Ethernet Header (Layer 2 - Data Link)</w:t>
       </w:r>
@@ -1935,6 +1877,7 @@
         </w:rPr>
         <w:t xml:space="preserve">: </w:t>
       </w:r>
+      <w:proofErr w:type="spellStart"/>
       <w:r>
         <w:rPr>
           <w:rFonts w:ascii="Arial" w:eastAsia="Arial" w:hAnsi="Arial" w:cs="Arial"/>
@@ -1946,7 +1889,21 @@
           <w:lang w:val="en"/>
           <w14:ligatures w14:val="none"/>
         </w:rPr>
-        <w:t>Chatgpt (GPT</w:t>
+        <w:t>Chatgpt</w:t>
+      </w:r>
+      <w:proofErr w:type="spellEnd"/>
+      <w:r>
+        <w:rPr>
+          <w:rFonts w:ascii="Arial" w:eastAsia="Arial" w:hAnsi="Arial" w:cs="Arial"/>
+          <w:b/>
+          <w:kern w:val="0"/>
+          <w:sz w:val="22"/>
+          <w:szCs w:val="22"/>
+          <w:highlight w:val="darkGray"/>
+          <w:lang w:val="en"/>
+          <w14:ligatures w14:val="none"/>
+        </w:rPr>
+        <w:t xml:space="preserve"> (GPT</w:t>
       </w:r>
       <w:r>
         <w:rPr>
@@ -2517,6 +2474,7 @@
                 <w14:ligatures w14:val="none"/>
               </w:rPr>
             </w:pPr>
+            <w:proofErr w:type="spellStart"/>
             <w:r>
               <w:rPr>
                 <w:rFonts w:ascii="Roboto Mono" w:eastAsia="Arial" w:hAnsi="Roboto Mono" w:cs="Arial"/>
@@ -2528,6 +2486,7 @@
               </w:rPr>
               <w:t>EtherType</w:t>
             </w:r>
+            <w:proofErr w:type="spellEnd"/>
           </w:p>
         </w:tc>
         <w:tc>
@@ -2642,49 +2601,23 @@
     </w:p>
     <w:p>
       <w:pPr>
-        <w:keepNext/>
-        <w:keepLines/>
-        <w:spacing w:before="80" w:after="40" w:line="276" w:lineRule="auto"/>
-        <w:outlineLvl w:val="3"/>
-        <w:rPr>
-          <w:rFonts w:ascii="Arial" w:eastAsiaTheme="majorEastAsia" w:hAnsi="Arial" w:cstheme="majorBidi"/>
-          <w:i/>
-          <w:iCs/>
-          <w:color w:val="2F5496" w:themeColor="accent1" w:themeShade="BF"/>
-          <w:kern w:val="0"/>
-          <w:sz w:val="22"/>
-          <w:szCs w:val="22"/>
-          <w:lang w:val="en"/>
-          <w14:ligatures w14:val="none"/>
+        <w:pStyle w:val="Heading4"/>
+        <w:rPr>
+          <w:lang w:val="en"/>
         </w:rPr>
       </w:pPr>
       <w:bookmarkStart w:id="7" w:name="_jb15e4s5glmm" w:colFirst="0" w:colLast="0"/>
       <w:bookmarkEnd w:id="7"/>
       <w:r>
         <w:rPr>
-          <w:rFonts w:ascii="Segoe UI Emoji" w:eastAsiaTheme="majorEastAsia" w:hAnsi="Segoe UI Emoji" w:cs="Segoe UI Emoji"/>
-          <w:i/>
-          <w:iCs/>
-          <w:color w:val="2F5496" w:themeColor="accent1" w:themeShade="BF"/>
-          <w:kern w:val="0"/>
-          <w:sz w:val="22"/>
-          <w:szCs w:val="22"/>
-          <w:lang w:val="en"/>
-          <w14:ligatures w14:val="none"/>
+          <w:rFonts w:ascii="Segoe UI Emoji" w:hAnsi="Segoe UI Emoji" w:cs="Segoe UI Emoji"/>
+          <w:lang w:val="en"/>
         </w:rPr>
         <w:t>🔹</w:t>
       </w:r>
       <w:r>
         <w:rPr>
-          <w:rFonts w:ascii="Arial" w:eastAsiaTheme="majorEastAsia" w:hAnsi="Arial" w:cstheme="majorBidi"/>
-          <w:i/>
-          <w:iCs/>
-          <w:color w:val="2F5496" w:themeColor="accent1" w:themeShade="BF"/>
-          <w:kern w:val="0"/>
-          <w:sz w:val="22"/>
-          <w:szCs w:val="22"/>
-          <w:lang w:val="en"/>
-          <w14:ligatures w14:val="none"/>
+          <w:lang w:val="en"/>
         </w:rPr>
         <w:t xml:space="preserve"> 2. IP Header (Layer 3 - Network)</w:t>
       </w:r>
@@ -2726,6 +2659,7 @@
         </w:rPr>
         <w:t xml:space="preserve">: </w:t>
       </w:r>
+      <w:proofErr w:type="spellStart"/>
       <w:r>
         <w:rPr>
           <w:rFonts w:ascii="Arial" w:eastAsia="Arial" w:hAnsi="Arial" w:cs="Arial"/>
@@ -2737,7 +2671,21 @@
           <w:lang w:val="en"/>
           <w14:ligatures w14:val="none"/>
         </w:rPr>
-        <w:t>Chatgpt (GPT</w:t>
+        <w:t>Chatgpt</w:t>
+      </w:r>
+      <w:proofErr w:type="spellEnd"/>
+      <w:r>
+        <w:rPr>
+          <w:rFonts w:ascii="Arial" w:eastAsia="Arial" w:hAnsi="Arial" w:cs="Arial"/>
+          <w:b/>
+          <w:kern w:val="0"/>
+          <w:sz w:val="22"/>
+          <w:szCs w:val="22"/>
+          <w:highlight w:val="darkGray"/>
+          <w:lang w:val="en"/>
+          <w14:ligatures w14:val="none"/>
+        </w:rPr>
+        <w:t xml:space="preserve"> (GPT</w:t>
       </w:r>
       <w:r>
         <w:rPr>
@@ -2888,6 +2836,7 @@
                 <w:lang w:val="en"/>
                 <w14:ligatures w14:val="none"/>
               </w:rPr>
+              <w:lastRenderedPageBreak/>
               <w:t>Field</w:t>
             </w:r>
           </w:p>
@@ -3906,47 +3855,23 @@
     </w:p>
     <w:p>
       <w:pPr>
-        <w:spacing w:before="80" w:after="40" w:line="276" w:lineRule="auto"/>
-        <w:outlineLvl w:val="3"/>
-        <w:rPr>
-          <w:rFonts w:ascii="Arial" w:eastAsiaTheme="majorEastAsia" w:hAnsi="Arial" w:cstheme="majorBidi"/>
-          <w:i/>
-          <w:iCs/>
-          <w:color w:val="2F5496" w:themeColor="accent1" w:themeShade="BF"/>
-          <w:kern w:val="0"/>
-          <w:sz w:val="22"/>
-          <w:szCs w:val="22"/>
-          <w:lang w:val="en"/>
-          <w14:ligatures w14:val="none"/>
+        <w:pStyle w:val="Heading4"/>
+        <w:rPr>
+          <w:lang w:val="en"/>
         </w:rPr>
       </w:pPr>
       <w:bookmarkStart w:id="8" w:name="_sjsd6st5rqb" w:colFirst="0" w:colLast="0"/>
       <w:bookmarkEnd w:id="8"/>
       <w:r>
         <w:rPr>
-          <w:rFonts w:ascii="Segoe UI Emoji" w:eastAsiaTheme="majorEastAsia" w:hAnsi="Segoe UI Emoji" w:cs="Segoe UI Emoji"/>
-          <w:i/>
-          <w:iCs/>
-          <w:color w:val="2F5496" w:themeColor="accent1" w:themeShade="BF"/>
-          <w:kern w:val="0"/>
-          <w:sz w:val="22"/>
-          <w:szCs w:val="22"/>
-          <w:lang w:val="en"/>
-          <w14:ligatures w14:val="none"/>
+          <w:rFonts w:ascii="Segoe UI Emoji" w:hAnsi="Segoe UI Emoji" w:cs="Segoe UI Emoji"/>
+          <w:lang w:val="en"/>
         </w:rPr>
         <w:t>🔹</w:t>
       </w:r>
       <w:r>
         <w:rPr>
-          <w:rFonts w:ascii="Arial" w:eastAsiaTheme="majorEastAsia" w:hAnsi="Arial" w:cstheme="majorBidi"/>
-          <w:i/>
-          <w:iCs/>
-          <w:color w:val="2F5496" w:themeColor="accent1" w:themeShade="BF"/>
-          <w:kern w:val="0"/>
-          <w:sz w:val="22"/>
-          <w:szCs w:val="22"/>
-          <w:lang w:val="en"/>
-          <w14:ligatures w14:val="none"/>
+          <w:lang w:val="en"/>
         </w:rPr>
         <w:t xml:space="preserve"> 3. TCP Header (Layer 4 - Transport)</w:t>
       </w:r>
@@ -3988,6 +3913,7 @@
         </w:rPr>
         <w:t xml:space="preserve">: </w:t>
       </w:r>
+      <w:proofErr w:type="spellStart"/>
       <w:r>
         <w:rPr>
           <w:rFonts w:ascii="Arial" w:eastAsia="Arial" w:hAnsi="Arial" w:cs="Arial"/>
@@ -3999,7 +3925,21 @@
           <w:lang w:val="en"/>
           <w14:ligatures w14:val="none"/>
         </w:rPr>
-        <w:t>Chatgpt (GPT</w:t>
+        <w:t>Chatgpt</w:t>
+      </w:r>
+      <w:proofErr w:type="spellEnd"/>
+      <w:r>
+        <w:rPr>
+          <w:rFonts w:ascii="Arial" w:eastAsia="Arial" w:hAnsi="Arial" w:cs="Arial"/>
+          <w:b/>
+          <w:kern w:val="0"/>
+          <w:sz w:val="22"/>
+          <w:szCs w:val="22"/>
+          <w:highlight w:val="darkGray"/>
+          <w:lang w:val="en"/>
+          <w14:ligatures w14:val="none"/>
+        </w:rPr>
+        <w:t xml:space="preserve"> (GPT</w:t>
       </w:r>
       <w:r>
         <w:rPr>
@@ -4284,6 +4224,7 @@
                 <w:lang w:val="en"/>
                 <w14:ligatures w14:val="none"/>
               </w:rPr>
+              <w:lastRenderedPageBreak/>
               <w:t>Source Port</w:t>
             </w:r>
           </w:p>
@@ -5040,47 +4981,23 @@
     </w:p>
     <w:p>
       <w:pPr>
-        <w:spacing w:before="80" w:after="40" w:line="276" w:lineRule="auto"/>
-        <w:outlineLvl w:val="3"/>
-        <w:rPr>
-          <w:rFonts w:ascii="Arial" w:eastAsiaTheme="majorEastAsia" w:hAnsi="Arial" w:cstheme="majorBidi"/>
-          <w:i/>
-          <w:iCs/>
-          <w:color w:val="2F5496" w:themeColor="accent1" w:themeShade="BF"/>
-          <w:kern w:val="0"/>
-          <w:sz w:val="22"/>
-          <w:szCs w:val="22"/>
-          <w:lang w:val="en"/>
-          <w14:ligatures w14:val="none"/>
+        <w:pStyle w:val="Heading4"/>
+        <w:rPr>
+          <w:lang w:val="en"/>
         </w:rPr>
       </w:pPr>
       <w:bookmarkStart w:id="9" w:name="_v3wyg045d206" w:colFirst="0" w:colLast="0"/>
       <w:bookmarkEnd w:id="9"/>
       <w:r>
         <w:rPr>
-          <w:rFonts w:ascii="Segoe UI Emoji" w:eastAsiaTheme="majorEastAsia" w:hAnsi="Segoe UI Emoji" w:cs="Segoe UI Emoji"/>
-          <w:i/>
-          <w:iCs/>
-          <w:color w:val="2F5496" w:themeColor="accent1" w:themeShade="BF"/>
-          <w:kern w:val="0"/>
-          <w:sz w:val="22"/>
-          <w:szCs w:val="22"/>
-          <w:lang w:val="en"/>
-          <w14:ligatures w14:val="none"/>
+          <w:rFonts w:ascii="Segoe UI Emoji" w:hAnsi="Segoe UI Emoji" w:cs="Segoe UI Emoji"/>
+          <w:lang w:val="en"/>
         </w:rPr>
         <w:t>🔹</w:t>
       </w:r>
       <w:r>
         <w:rPr>
-          <w:rFonts w:ascii="Arial" w:eastAsiaTheme="majorEastAsia" w:hAnsi="Arial" w:cstheme="majorBidi"/>
-          <w:i/>
-          <w:iCs/>
-          <w:color w:val="2F5496" w:themeColor="accent1" w:themeShade="BF"/>
-          <w:kern w:val="0"/>
-          <w:sz w:val="22"/>
-          <w:szCs w:val="22"/>
-          <w:lang w:val="en"/>
-          <w14:ligatures w14:val="none"/>
+          <w:lang w:val="en"/>
         </w:rPr>
         <w:t xml:space="preserve"> 4. Payload (Data) (Layer 5–7 - Application)</w:t>
       </w:r>
@@ -5122,6 +5039,7 @@
         </w:rPr>
         <w:t xml:space="preserve">: </w:t>
       </w:r>
+      <w:proofErr w:type="spellStart"/>
       <w:r>
         <w:rPr>
           <w:rFonts w:ascii="Arial" w:eastAsia="Arial" w:hAnsi="Arial" w:cs="Arial"/>
@@ -5133,7 +5051,21 @@
           <w:lang w:val="en"/>
           <w14:ligatures w14:val="none"/>
         </w:rPr>
-        <w:t>Chatgpt (GPT</w:t>
+        <w:t>Chatgpt</w:t>
+      </w:r>
+      <w:proofErr w:type="spellEnd"/>
+      <w:r>
+        <w:rPr>
+          <w:rFonts w:ascii="Arial" w:eastAsia="Arial" w:hAnsi="Arial" w:cs="Arial"/>
+          <w:b/>
+          <w:kern w:val="0"/>
+          <w:sz w:val="22"/>
+          <w:szCs w:val="22"/>
+          <w:highlight w:val="darkGray"/>
+          <w:lang w:val="en"/>
+          <w14:ligatures w14:val="none"/>
+        </w:rPr>
+        <w:t xml:space="preserve"> (GPT</w:t>
       </w:r>
       <w:r>
         <w:rPr>
@@ -5335,47 +5267,23 @@
     </w:p>
     <w:p>
       <w:pPr>
-        <w:spacing w:before="80" w:after="40" w:line="276" w:lineRule="auto"/>
-        <w:outlineLvl w:val="3"/>
-        <w:rPr>
-          <w:rFonts w:ascii="Arial" w:eastAsiaTheme="majorEastAsia" w:hAnsi="Arial" w:cstheme="majorBidi"/>
-          <w:i/>
-          <w:iCs/>
-          <w:color w:val="2F5496" w:themeColor="accent1" w:themeShade="BF"/>
-          <w:kern w:val="0"/>
-          <w:sz w:val="22"/>
-          <w:szCs w:val="22"/>
-          <w:lang w:val="en"/>
-          <w14:ligatures w14:val="none"/>
+        <w:pStyle w:val="Heading4"/>
+        <w:rPr>
+          <w:lang w:val="en"/>
         </w:rPr>
       </w:pPr>
       <w:bookmarkStart w:id="10" w:name="_2tf13be2p010" w:colFirst="0" w:colLast="0"/>
       <w:bookmarkEnd w:id="10"/>
       <w:r>
         <w:rPr>
-          <w:rFonts w:ascii="Segoe UI Emoji" w:eastAsiaTheme="majorEastAsia" w:hAnsi="Segoe UI Emoji" w:cs="Segoe UI Emoji"/>
-          <w:i/>
-          <w:iCs/>
-          <w:color w:val="2F5496" w:themeColor="accent1" w:themeShade="BF"/>
-          <w:kern w:val="0"/>
-          <w:sz w:val="22"/>
-          <w:szCs w:val="22"/>
-          <w:lang w:val="en"/>
-          <w14:ligatures w14:val="none"/>
+          <w:rFonts w:ascii="Segoe UI Emoji" w:hAnsi="Segoe UI Emoji" w:cs="Segoe UI Emoji"/>
+          <w:lang w:val="en"/>
         </w:rPr>
         <w:t>🔹</w:t>
       </w:r>
       <w:r>
         <w:rPr>
-          <w:rFonts w:ascii="Arial" w:eastAsiaTheme="majorEastAsia" w:hAnsi="Arial" w:cstheme="majorBidi"/>
-          <w:i/>
-          <w:iCs/>
-          <w:color w:val="2F5496" w:themeColor="accent1" w:themeShade="BF"/>
-          <w:kern w:val="0"/>
-          <w:sz w:val="22"/>
-          <w:szCs w:val="22"/>
-          <w:lang w:val="en"/>
-          <w14:ligatures w14:val="none"/>
+          <w:lang w:val="en"/>
         </w:rPr>
         <w:t xml:space="preserve"> 5. FCS (Frame Check Sequence) (Ethernet trailer)</w:t>
       </w:r>
@@ -5417,6 +5325,7 @@
         </w:rPr>
         <w:t xml:space="preserve">: </w:t>
       </w:r>
+      <w:proofErr w:type="spellStart"/>
       <w:r>
         <w:rPr>
           <w:rFonts w:ascii="Arial" w:eastAsia="Arial" w:hAnsi="Arial" w:cs="Arial"/>
@@ -5428,7 +5337,21 @@
           <w:lang w:val="en"/>
           <w14:ligatures w14:val="none"/>
         </w:rPr>
-        <w:t>Chatgpt (GPT</w:t>
+        <w:t>Chatgpt</w:t>
+      </w:r>
+      <w:proofErr w:type="spellEnd"/>
+      <w:r>
+        <w:rPr>
+          <w:rFonts w:ascii="Arial" w:eastAsia="Arial" w:hAnsi="Arial" w:cs="Arial"/>
+          <w:b/>
+          <w:kern w:val="0"/>
+          <w:sz w:val="22"/>
+          <w:szCs w:val="22"/>
+          <w:highlight w:val="darkGray"/>
+          <w:lang w:val="en"/>
+          <w14:ligatures w14:val="none"/>
+        </w:rPr>
+        <w:t xml:space="preserve"> (GPT</w:t>
       </w:r>
       <w:r>
         <w:rPr>
@@ -5743,47 +5666,24 @@
     </w:p>
     <w:p>
       <w:pPr>
-        <w:spacing w:before="80" w:after="40" w:line="276" w:lineRule="auto"/>
-        <w:outlineLvl w:val="3"/>
-        <w:rPr>
-          <w:rFonts w:ascii="Arial" w:eastAsiaTheme="majorEastAsia" w:hAnsi="Arial" w:cstheme="majorBidi"/>
-          <w:i/>
-          <w:iCs/>
-          <w:color w:val="2F5496" w:themeColor="accent1" w:themeShade="BF"/>
-          <w:kern w:val="0"/>
-          <w:sz w:val="22"/>
-          <w:szCs w:val="22"/>
-          <w:lang w:val="en"/>
-          <w14:ligatures w14:val="none"/>
+        <w:pStyle w:val="Heading4"/>
+        <w:rPr>
+          <w:lang w:val="en"/>
         </w:rPr>
       </w:pPr>
       <w:bookmarkStart w:id="11" w:name="_z7lux01h251l" w:colFirst="0" w:colLast="0"/>
       <w:bookmarkEnd w:id="11"/>
       <w:r>
         <w:rPr>
-          <w:rFonts w:ascii="Segoe UI Emoji" w:eastAsiaTheme="majorEastAsia" w:hAnsi="Segoe UI Emoji" w:cs="Segoe UI Emoji"/>
-          <w:i/>
-          <w:iCs/>
-          <w:color w:val="2F5496" w:themeColor="accent1" w:themeShade="BF"/>
-          <w:kern w:val="0"/>
-          <w:sz w:val="22"/>
-          <w:szCs w:val="22"/>
-          <w:lang w:val="en"/>
-          <w14:ligatures w14:val="none"/>
-        </w:rPr>
+          <w:rFonts w:ascii="Segoe UI Emoji" w:hAnsi="Segoe UI Emoji" w:cs="Segoe UI Emoji"/>
+          <w:lang w:val="en"/>
+        </w:rPr>
+        <w:lastRenderedPageBreak/>
         <w:t>📦</w:t>
       </w:r>
       <w:r>
         <w:rPr>
-          <w:rFonts w:ascii="Arial" w:eastAsiaTheme="majorEastAsia" w:hAnsi="Arial" w:cstheme="majorBidi"/>
-          <w:i/>
-          <w:iCs/>
-          <w:color w:val="2F5496" w:themeColor="accent1" w:themeShade="BF"/>
-          <w:kern w:val="0"/>
-          <w:sz w:val="22"/>
-          <w:szCs w:val="22"/>
-          <w:lang w:val="en"/>
-          <w14:ligatures w14:val="none"/>
+          <w:lang w:val="en"/>
         </w:rPr>
         <w:t xml:space="preserve"> Visual Summary</w:t>
       </w:r>
@@ -5825,6 +5725,7 @@
         </w:rPr>
         <w:t xml:space="preserve">: </w:t>
       </w:r>
+      <w:proofErr w:type="spellStart"/>
       <w:r>
         <w:rPr>
           <w:rFonts w:ascii="Arial" w:eastAsia="Arial" w:hAnsi="Arial" w:cs="Arial"/>
@@ -5836,7 +5737,21 @@
           <w:lang w:val="en"/>
           <w14:ligatures w14:val="none"/>
         </w:rPr>
-        <w:t>Chatgpt (GPT</w:t>
+        <w:t>Chatgpt</w:t>
+      </w:r>
+      <w:proofErr w:type="spellEnd"/>
+      <w:r>
+        <w:rPr>
+          <w:rFonts w:ascii="Arial" w:eastAsia="Arial" w:hAnsi="Arial" w:cs="Arial"/>
+          <w:b/>
+          <w:kern w:val="0"/>
+          <w:sz w:val="22"/>
+          <w:szCs w:val="22"/>
+          <w:highlight w:val="darkGray"/>
+          <w:lang w:val="en"/>
+          <w14:ligatures w14:val="none"/>
+        </w:rPr>
+        <w:t xml:space="preserve"> (GPT</w:t>
       </w:r>
       <w:r>
         <w:rPr>
@@ -5969,8 +5884,45 @@
           <w:lang w:val="en"/>
           <w14:ligatures w14:val="none"/>
         </w:rPr>
-        <w:t>| Ethernet Header (L2) | IP Header (L3)       | TCP Header (L4)  | Application Payload | FCS  |</w:t>
-      </w:r>
+        <w:t>| Ethernet Header (L2) | IP Header (L3)       | TCP Header (L4</w:t>
+      </w:r>
+      <w:proofErr w:type="gramStart"/>
+      <w:r>
+        <w:rPr>
+          <w:rFonts w:ascii="Roboto Mono" w:eastAsia="Arial" w:hAnsi="Roboto Mono" w:cs="Arial"/>
+          <w:kern w:val="0"/>
+          <w:sz w:val="22"/>
+          <w:szCs w:val="22"/>
+          <w:lang w:val="en"/>
+          <w14:ligatures w14:val="none"/>
+        </w:rPr>
+        <w:t>)  |</w:t>
+      </w:r>
+      <w:proofErr w:type="gramEnd"/>
+      <w:r>
+        <w:rPr>
+          <w:rFonts w:ascii="Roboto Mono" w:eastAsia="Arial" w:hAnsi="Roboto Mono" w:cs="Arial"/>
+          <w:kern w:val="0"/>
+          <w:sz w:val="22"/>
+          <w:szCs w:val="22"/>
+          <w:lang w:val="en"/>
+          <w14:ligatures w14:val="none"/>
+        </w:rPr>
+        <w:t xml:space="preserve"> Application Payload | </w:t>
+      </w:r>
+      <w:proofErr w:type="gramStart"/>
+      <w:r>
+        <w:rPr>
+          <w:rFonts w:ascii="Roboto Mono" w:eastAsia="Arial" w:hAnsi="Roboto Mono" w:cs="Arial"/>
+          <w:kern w:val="0"/>
+          <w:sz w:val="22"/>
+          <w:szCs w:val="22"/>
+          <w:lang w:val="en"/>
+          <w14:ligatures w14:val="none"/>
+        </w:rPr>
+        <w:t>FCS  |</w:t>
+      </w:r>
+      <w:proofErr w:type="gramEnd"/>
     </w:p>
     <w:p>
       <w:pPr>
@@ -6037,43 +5989,23 @@
     </w:p>
     <w:p>
       <w:pPr>
-        <w:keepNext/>
-        <w:keepLines/>
-        <w:spacing w:before="160" w:after="80" w:line="276" w:lineRule="auto"/>
-        <w:outlineLvl w:val="2"/>
-        <w:rPr>
-          <w:rFonts w:ascii="Arial" w:eastAsiaTheme="majorEastAsia" w:hAnsi="Arial" w:cstheme="majorBidi"/>
-          <w:color w:val="2F5496" w:themeColor="accent1" w:themeShade="BF"/>
-          <w:kern w:val="0"/>
-          <w:sz w:val="28"/>
-          <w:szCs w:val="28"/>
-          <w:lang w:val="en"/>
-          <w14:ligatures w14:val="none"/>
+        <w:pStyle w:val="Heading3"/>
+        <w:rPr>
+          <w:lang w:val="en"/>
         </w:rPr>
       </w:pPr>
       <w:bookmarkStart w:id="12" w:name="_t4pmr2n4snoo" w:colFirst="0" w:colLast="0"/>
       <w:bookmarkEnd w:id="12"/>
       <w:r>
         <w:rPr>
-          <w:rFonts w:ascii="Segoe UI Emoji" w:eastAsiaTheme="majorEastAsia" w:hAnsi="Segoe UI Emoji" w:cs="Segoe UI Emoji"/>
-          <w:color w:val="2F5496" w:themeColor="accent1" w:themeShade="BF"/>
-          <w:kern w:val="0"/>
-          <w:sz w:val="28"/>
-          <w:szCs w:val="28"/>
-          <w:lang w:val="en"/>
-          <w14:ligatures w14:val="none"/>
+          <w:rFonts w:ascii="Segoe UI Emoji" w:hAnsi="Segoe UI Emoji" w:cs="Segoe UI Emoji"/>
+          <w:lang w:val="en"/>
         </w:rPr>
         <w:t>🔍</w:t>
       </w:r>
       <w:r>
         <w:rPr>
-          <w:rFonts w:ascii="Arial" w:eastAsiaTheme="majorEastAsia" w:hAnsi="Arial" w:cstheme="majorBidi"/>
-          <w:color w:val="2F5496" w:themeColor="accent1" w:themeShade="BF"/>
-          <w:kern w:val="0"/>
-          <w:sz w:val="28"/>
-          <w:szCs w:val="28"/>
-          <w:lang w:val="en"/>
-          <w14:ligatures w14:val="none"/>
+          <w:lang w:val="en"/>
         </w:rPr>
         <w:t xml:space="preserve"> Real Example (Simplified)</w:t>
       </w:r>
@@ -6115,6 +6047,7 @@
         </w:rPr>
         <w:t xml:space="preserve">: </w:t>
       </w:r>
+      <w:proofErr w:type="spellStart"/>
       <w:r>
         <w:rPr>
           <w:rFonts w:ascii="Arial" w:eastAsia="Arial" w:hAnsi="Arial" w:cs="Arial"/>
@@ -6126,7 +6059,21 @@
           <w:lang w:val="en"/>
           <w14:ligatures w14:val="none"/>
         </w:rPr>
-        <w:t>Chatgpt (GPT</w:t>
+        <w:t>Chatgpt</w:t>
+      </w:r>
+      <w:proofErr w:type="spellEnd"/>
+      <w:r>
+        <w:rPr>
+          <w:rFonts w:ascii="Arial" w:eastAsia="Arial" w:hAnsi="Arial" w:cs="Arial"/>
+          <w:b/>
+          <w:kern w:val="0"/>
+          <w:sz w:val="22"/>
+          <w:szCs w:val="22"/>
+          <w:highlight w:val="darkGray"/>
+          <w:lang w:val="en"/>
+          <w14:ligatures w14:val="none"/>
+        </w:rPr>
+        <w:t xml:space="preserve"> (GPT</w:t>
       </w:r>
       <w:r>
         <w:rPr>
@@ -6266,7 +6213,33 @@
           <w:lang w:val="en"/>
           <w14:ligatures w14:val="none"/>
         </w:rPr>
-        <w:t>00:1A:2B:3C:4D:5E</w:t>
+        <w:t>00:1</w:t>
+      </w:r>
+      <w:proofErr w:type="gramStart"/>
+      <w:r>
+        <w:rPr>
+          <w:rFonts w:ascii="Roboto Mono" w:eastAsia="Roboto Mono" w:hAnsi="Roboto Mono" w:cs="Roboto Mono"/>
+          <w:color w:val="188038"/>
+          <w:kern w:val="0"/>
+          <w:sz w:val="22"/>
+          <w:szCs w:val="22"/>
+          <w:lang w:val="en"/>
+          <w14:ligatures w14:val="none"/>
+        </w:rPr>
+        <w:t>A:2B:3C</w:t>
+      </w:r>
+      <w:proofErr w:type="gramEnd"/>
+      <w:r>
+        <w:rPr>
+          <w:rFonts w:ascii="Roboto Mono" w:eastAsia="Roboto Mono" w:hAnsi="Roboto Mono" w:cs="Roboto Mono"/>
+          <w:color w:val="188038"/>
+          <w:kern w:val="0"/>
+          <w:sz w:val="22"/>
+          <w:szCs w:val="22"/>
+          <w:lang w:val="en"/>
+          <w14:ligatures w14:val="none"/>
+        </w:rPr>
+        <w:t>:4D:5E</w:t>
       </w:r>
       <w:r>
         <w:rPr>
@@ -6321,6 +6294,7 @@
         </w:rPr>
         <w:t xml:space="preserve">: </w:t>
       </w:r>
+      <w:proofErr w:type="gramStart"/>
       <w:r>
         <w:rPr>
           <w:rFonts w:ascii="Roboto Mono" w:eastAsia="Roboto Mono" w:hAnsi="Roboto Mono" w:cs="Roboto Mono"/>
@@ -6333,6 +6307,7 @@
         </w:rPr>
         <w:t>00:11:22:33:44:55</w:t>
       </w:r>
+      <w:proofErr w:type="gramEnd"/>
       <w:r>
         <w:rPr>
           <w:rFonts w:ascii="Roboto Mono" w:eastAsia="Roboto Mono" w:hAnsi="Roboto Mono" w:cs="Roboto Mono"/>
@@ -6666,8 +6641,9 @@
           <w:lang w:val="en"/>
           <w14:ligatures w14:val="none"/>
         </w:rPr>
-        <w:t>GET /index.html HTTP/1.1\r\nHost: www.example.com\r\n\r\n</w:t>
-      </w:r>
+        <w:t>GET /index.html HTTP/1.1\r\</w:t>
+      </w:r>
+      <w:proofErr w:type="spellStart"/>
       <w:r>
         <w:rPr>
           <w:rFonts w:ascii="Roboto Mono" w:eastAsia="Roboto Mono" w:hAnsi="Roboto Mono" w:cs="Roboto Mono"/>
@@ -6678,6 +6654,31 @@
           <w:lang w:val="en"/>
           <w14:ligatures w14:val="none"/>
         </w:rPr>
+        <w:t>nHost</w:t>
+      </w:r>
+      <w:proofErr w:type="spellEnd"/>
+      <w:r>
+        <w:rPr>
+          <w:rFonts w:ascii="Roboto Mono" w:eastAsia="Roboto Mono" w:hAnsi="Roboto Mono" w:cs="Roboto Mono"/>
+          <w:color w:val="188038"/>
+          <w:kern w:val="0"/>
+          <w:sz w:val="22"/>
+          <w:szCs w:val="22"/>
+          <w:lang w:val="en"/>
+          <w14:ligatures w14:val="none"/>
+        </w:rPr>
+        <w:t>: www.example.com\r\n\r\n</w:t>
+      </w:r>
+      <w:r>
+        <w:rPr>
+          <w:rFonts w:ascii="Roboto Mono" w:eastAsia="Roboto Mono" w:hAnsi="Roboto Mono" w:cs="Roboto Mono"/>
+          <w:color w:val="188038"/>
+          <w:kern w:val="0"/>
+          <w:sz w:val="22"/>
+          <w:szCs w:val="22"/>
+          <w:lang w:val="en"/>
+          <w14:ligatures w14:val="none"/>
+        </w:rPr>
         <w:br/>
       </w:r>
     </w:p>
@@ -6702,6 +6703,7 @@
           <w:lang w:val="en"/>
           <w14:ligatures w14:val="none"/>
         </w:rPr>
+        <w:lastRenderedPageBreak/>
         <w:t xml:space="preserve">Great! Let's break it down with a </w:t>
       </w:r>
       <w:r>
@@ -6853,35 +6855,16 @@
     </w:p>
     <w:p>
       <w:pPr>
-        <w:keepNext/>
-        <w:keepLines/>
-        <w:spacing w:before="80" w:after="40" w:line="276" w:lineRule="auto"/>
-        <w:outlineLvl w:val="3"/>
-        <w:rPr>
-          <w:rFonts w:ascii="Arial" w:eastAsiaTheme="majorEastAsia" w:hAnsi="Arial" w:cstheme="majorBidi"/>
-          <w:i/>
-          <w:iCs/>
-          <w:color w:val="2F5496" w:themeColor="accent1" w:themeShade="BF"/>
-          <w:kern w:val="0"/>
-          <w:sz w:val="22"/>
-          <w:szCs w:val="22"/>
-          <w:lang w:val="en"/>
-          <w14:ligatures w14:val="none"/>
+        <w:pStyle w:val="Heading4"/>
+        <w:rPr>
+          <w:lang w:val="en"/>
         </w:rPr>
       </w:pPr>
       <w:bookmarkStart w:id="13" w:name="_kkzik6471dop" w:colFirst="0" w:colLast="0"/>
       <w:bookmarkEnd w:id="13"/>
       <w:r>
         <w:rPr>
-          <w:rFonts w:ascii="Arial" w:eastAsiaTheme="majorEastAsia" w:hAnsi="Arial" w:cstheme="majorBidi"/>
-          <w:i/>
-          <w:iCs/>
-          <w:color w:val="2F5496" w:themeColor="accent1" w:themeShade="BF"/>
-          <w:kern w:val="0"/>
-          <w:sz w:val="22"/>
-          <w:szCs w:val="22"/>
-          <w:lang w:val="en"/>
-          <w14:ligatures w14:val="none"/>
+          <w:lang w:val="en"/>
         </w:rPr>
         <w:t>Conceptual Analogy: Mail Envelope</w:t>
       </w:r>
@@ -7662,6 +7645,7 @@
         </w:rPr>
         <w:t xml:space="preserve">: </w:t>
       </w:r>
+      <w:proofErr w:type="spellStart"/>
       <w:r>
         <w:rPr>
           <w:rFonts w:ascii="Arial" w:eastAsia="Arial" w:hAnsi="Arial" w:cs="Arial"/>
@@ -7673,7 +7657,21 @@
           <w:lang w:val="en"/>
           <w14:ligatures w14:val="none"/>
         </w:rPr>
-        <w:t>Chatgpt (GPT</w:t>
+        <w:t>Chatgpt</w:t>
+      </w:r>
+      <w:proofErr w:type="spellEnd"/>
+      <w:r>
+        <w:rPr>
+          <w:rFonts w:ascii="Arial" w:eastAsia="Arial" w:hAnsi="Arial" w:cs="Arial"/>
+          <w:b/>
+          <w:kern w:val="0"/>
+          <w:sz w:val="22"/>
+          <w:szCs w:val="22"/>
+          <w:highlight w:val="darkGray"/>
+          <w:lang w:val="en"/>
+          <w14:ligatures w14:val="none"/>
+        </w:rPr>
+        <w:t xml:space="preserve"> (GPT</w:t>
       </w:r>
       <w:r>
         <w:rPr>
@@ -7864,43 +7862,23 @@
     </w:p>
     <w:p>
       <w:pPr>
-        <w:keepNext/>
-        <w:keepLines/>
-        <w:spacing w:before="80" w:after="40" w:line="276" w:lineRule="auto"/>
-        <w:outlineLvl w:val="4"/>
-        <w:rPr>
-          <w:rFonts w:ascii="Arial" w:eastAsiaTheme="majorEastAsia" w:hAnsi="Arial" w:cstheme="majorBidi"/>
-          <w:color w:val="2F5496" w:themeColor="accent1" w:themeShade="BF"/>
-          <w:kern w:val="0"/>
-          <w:sz w:val="22"/>
-          <w:szCs w:val="22"/>
-          <w:lang w:val="en"/>
-          <w14:ligatures w14:val="none"/>
+        <w:pStyle w:val="Heading5"/>
+        <w:rPr>
+          <w:lang w:val="en"/>
         </w:rPr>
       </w:pPr>
       <w:bookmarkStart w:id="15" w:name="_y10sfismbb62" w:colFirst="0" w:colLast="0"/>
       <w:bookmarkEnd w:id="15"/>
       <w:r>
         <w:rPr>
-          <w:rFonts w:ascii="Segoe UI Emoji" w:eastAsiaTheme="majorEastAsia" w:hAnsi="Segoe UI Emoji" w:cs="Segoe UI Emoji"/>
-          <w:color w:val="2F5496" w:themeColor="accent1" w:themeShade="BF"/>
-          <w:kern w:val="0"/>
-          <w:sz w:val="22"/>
-          <w:szCs w:val="22"/>
-          <w:lang w:val="en"/>
-          <w14:ligatures w14:val="none"/>
+          <w:rFonts w:ascii="Segoe UI Emoji" w:hAnsi="Segoe UI Emoji" w:cs="Segoe UI Emoji"/>
+          <w:lang w:val="en"/>
         </w:rPr>
         <w:t>🧾</w:t>
       </w:r>
       <w:r>
         <w:rPr>
-          <w:rFonts w:ascii="Arial" w:eastAsiaTheme="majorEastAsia" w:hAnsi="Arial" w:cstheme="majorBidi"/>
-          <w:color w:val="2F5496" w:themeColor="accent1" w:themeShade="BF"/>
-          <w:kern w:val="0"/>
-          <w:sz w:val="22"/>
-          <w:szCs w:val="22"/>
-          <w:lang w:val="en"/>
-          <w14:ligatures w14:val="none"/>
+          <w:lang w:val="en"/>
         </w:rPr>
         <w:t xml:space="preserve"> A. Header</w:t>
       </w:r>
@@ -7942,6 +7920,7 @@
         </w:rPr>
         <w:t xml:space="preserve">: </w:t>
       </w:r>
+      <w:proofErr w:type="spellStart"/>
       <w:r>
         <w:rPr>
           <w:rFonts w:ascii="Arial" w:eastAsia="Arial" w:hAnsi="Arial" w:cs="Arial"/>
@@ -7953,7 +7932,21 @@
           <w:lang w:val="en"/>
           <w14:ligatures w14:val="none"/>
         </w:rPr>
-        <w:t>Chatgpt (GPT</w:t>
+        <w:t>Chatgpt</w:t>
+      </w:r>
+      <w:proofErr w:type="spellEnd"/>
+      <w:r>
+        <w:rPr>
+          <w:rFonts w:ascii="Arial" w:eastAsia="Arial" w:hAnsi="Arial" w:cs="Arial"/>
+          <w:b/>
+          <w:kern w:val="0"/>
+          <w:sz w:val="22"/>
+          <w:szCs w:val="22"/>
+          <w:highlight w:val="darkGray"/>
+          <w:lang w:val="en"/>
+          <w14:ligatures w14:val="none"/>
+        </w:rPr>
+        <w:t xml:space="preserve"> (GPT</w:t>
       </w:r>
       <w:r>
         <w:rPr>
@@ -8006,6 +7999,7 @@
           <w:lang w:val="en"/>
           <w14:ligatures w14:val="none"/>
         </w:rPr>
+        <w:lastRenderedPageBreak/>
         <w:t xml:space="preserve">Contains </w:t>
       </w:r>
       <w:r>
@@ -8168,8 +8162,21 @@
           <w:lang w:val="en"/>
           <w14:ligatures w14:val="none"/>
         </w:rPr>
-        <w:t xml:space="preserve">  Destination MAC: 00:11:22:33:44:55</w:t>
-      </w:r>
+        <w:t xml:space="preserve">  Destination MAC: </w:t>
+      </w:r>
+      <w:proofErr w:type="gramStart"/>
+      <w:r>
+        <w:rPr>
+          <w:rFonts w:ascii="Roboto Mono" w:eastAsia="Arial" w:hAnsi="Roboto Mono" w:cs="Arial"/>
+          <w:kern w:val="0"/>
+          <w:sz w:val="22"/>
+          <w:szCs w:val="22"/>
+          <w:lang w:val="en"/>
+          <w14:ligatures w14:val="none"/>
+        </w:rPr>
+        <w:t>00:11:22:33:44:55</w:t>
+      </w:r>
+      <w:proofErr w:type="gramEnd"/>
     </w:p>
     <w:p>
       <w:pPr>
@@ -8192,7 +8199,31 @@
           <w:lang w:val="en"/>
           <w14:ligatures w14:val="none"/>
         </w:rPr>
-        <w:t xml:space="preserve">  Source MAC: 00:AA:BB:CC:DD:EE</w:t>
+        <w:t xml:space="preserve">  Source MAC: </w:t>
+      </w:r>
+      <w:proofErr w:type="gramStart"/>
+      <w:r>
+        <w:rPr>
+          <w:rFonts w:ascii="Roboto Mono" w:eastAsia="Arial" w:hAnsi="Roboto Mono" w:cs="Arial"/>
+          <w:kern w:val="0"/>
+          <w:sz w:val="22"/>
+          <w:szCs w:val="22"/>
+          <w:lang w:val="en"/>
+          <w14:ligatures w14:val="none"/>
+        </w:rPr>
+        <w:t>00:AA</w:t>
+      </w:r>
+      <w:proofErr w:type="gramEnd"/>
+      <w:r>
+        <w:rPr>
+          <w:rFonts w:ascii="Roboto Mono" w:eastAsia="Arial" w:hAnsi="Roboto Mono" w:cs="Arial"/>
+          <w:kern w:val="0"/>
+          <w:sz w:val="22"/>
+          <w:szCs w:val="22"/>
+          <w:lang w:val="en"/>
+          <w14:ligatures w14:val="none"/>
+        </w:rPr>
+        <w:t>:BB:CC:DD:EE</w:t>
       </w:r>
     </w:p>
     <w:p>
@@ -8216,7 +8247,31 @@
           <w:lang w:val="en"/>
           <w14:ligatures w14:val="none"/>
         </w:rPr>
-        <w:t xml:space="preserve">  EtherType: 0x0800 (IPv4)</w:t>
+        <w:t xml:space="preserve">  </w:t>
+      </w:r>
+      <w:proofErr w:type="spellStart"/>
+      <w:r>
+        <w:rPr>
+          <w:rFonts w:ascii="Roboto Mono" w:eastAsia="Arial" w:hAnsi="Roboto Mono" w:cs="Arial"/>
+          <w:kern w:val="0"/>
+          <w:sz w:val="22"/>
+          <w:szCs w:val="22"/>
+          <w:lang w:val="en"/>
+          <w14:ligatures w14:val="none"/>
+        </w:rPr>
+        <w:t>EtherType</w:t>
+      </w:r>
+      <w:proofErr w:type="spellEnd"/>
+      <w:r>
+        <w:rPr>
+          <w:rFonts w:ascii="Roboto Mono" w:eastAsia="Arial" w:hAnsi="Roboto Mono" w:cs="Arial"/>
+          <w:kern w:val="0"/>
+          <w:sz w:val="22"/>
+          <w:szCs w:val="22"/>
+          <w:lang w:val="en"/>
+          <w14:ligatures w14:val="none"/>
+        </w:rPr>
+        <w:t>: 0x0800 (IPv4)</w:t>
       </w:r>
     </w:p>
     <w:p>
@@ -8478,43 +8533,23 @@
     </w:p>
     <w:p>
       <w:pPr>
-        <w:keepNext/>
-        <w:keepLines/>
-        <w:spacing w:before="80" w:after="40" w:line="276" w:lineRule="auto"/>
-        <w:outlineLvl w:val="4"/>
-        <w:rPr>
-          <w:rFonts w:ascii="Arial" w:eastAsiaTheme="majorEastAsia" w:hAnsi="Arial" w:cstheme="majorBidi"/>
-          <w:color w:val="2F5496" w:themeColor="accent1" w:themeShade="BF"/>
-          <w:kern w:val="0"/>
-          <w:sz w:val="22"/>
-          <w:szCs w:val="22"/>
-          <w:lang w:val="en"/>
-          <w14:ligatures w14:val="none"/>
+        <w:pStyle w:val="Heading5"/>
+        <w:rPr>
+          <w:lang w:val="en"/>
         </w:rPr>
       </w:pPr>
       <w:bookmarkStart w:id="16" w:name="_bniyavcfv6d1" w:colFirst="0" w:colLast="0"/>
       <w:bookmarkEnd w:id="16"/>
       <w:r>
         <w:rPr>
-          <w:rFonts w:ascii="Segoe UI Emoji" w:eastAsiaTheme="majorEastAsia" w:hAnsi="Segoe UI Emoji" w:cs="Segoe UI Emoji"/>
-          <w:color w:val="2F5496" w:themeColor="accent1" w:themeShade="BF"/>
-          <w:kern w:val="0"/>
-          <w:sz w:val="22"/>
-          <w:szCs w:val="22"/>
-          <w:lang w:val="en"/>
-          <w14:ligatures w14:val="none"/>
+          <w:rFonts w:ascii="Segoe UI Emoji" w:hAnsi="Segoe UI Emoji" w:cs="Segoe UI Emoji"/>
+          <w:lang w:val="en"/>
         </w:rPr>
         <w:t>📦</w:t>
       </w:r>
       <w:r>
         <w:rPr>
-          <w:rFonts w:ascii="Arial" w:eastAsiaTheme="majorEastAsia" w:hAnsi="Arial" w:cstheme="majorBidi"/>
-          <w:color w:val="2F5496" w:themeColor="accent1" w:themeShade="BF"/>
-          <w:kern w:val="0"/>
-          <w:sz w:val="22"/>
-          <w:szCs w:val="22"/>
-          <w:lang w:val="en"/>
-          <w14:ligatures w14:val="none"/>
+          <w:lang w:val="en"/>
         </w:rPr>
         <w:t xml:space="preserve"> B. Payload (Data)</w:t>
       </w:r>
@@ -8556,6 +8591,7 @@
         </w:rPr>
         <w:t xml:space="preserve">: </w:t>
       </w:r>
+      <w:proofErr w:type="spellStart"/>
       <w:r>
         <w:rPr>
           <w:rFonts w:ascii="Arial" w:eastAsia="Arial" w:hAnsi="Arial" w:cs="Arial"/>
@@ -8567,7 +8603,21 @@
           <w:lang w:val="en"/>
           <w14:ligatures w14:val="none"/>
         </w:rPr>
-        <w:t>Chatgpt (GPT</w:t>
+        <w:t>Chatgpt</w:t>
+      </w:r>
+      <w:proofErr w:type="spellEnd"/>
+      <w:r>
+        <w:rPr>
+          <w:rFonts w:ascii="Arial" w:eastAsia="Arial" w:hAnsi="Arial" w:cs="Arial"/>
+          <w:b/>
+          <w:kern w:val="0"/>
+          <w:sz w:val="22"/>
+          <w:szCs w:val="22"/>
+          <w:highlight w:val="darkGray"/>
+          <w:lang w:val="en"/>
+          <w14:ligatures w14:val="none"/>
+        </w:rPr>
+        <w:t xml:space="preserve"> (GPT</w:t>
       </w:r>
       <w:r>
         <w:rPr>
@@ -8670,6 +8720,7 @@
           <w:lang w:val="en"/>
           <w14:ligatures w14:val="none"/>
         </w:rPr>
+        <w:lastRenderedPageBreak/>
         <w:t>Example:</w:t>
       </w:r>
     </w:p>
@@ -8849,43 +8900,23 @@
     </w:p>
     <w:p>
       <w:pPr>
-        <w:keepNext/>
-        <w:keepLines/>
-        <w:spacing w:before="80" w:after="40" w:line="276" w:lineRule="auto"/>
-        <w:outlineLvl w:val="4"/>
-        <w:rPr>
-          <w:rFonts w:ascii="Arial" w:eastAsiaTheme="majorEastAsia" w:hAnsi="Arial" w:cstheme="majorBidi"/>
-          <w:color w:val="2F5496" w:themeColor="accent1" w:themeShade="BF"/>
-          <w:kern w:val="0"/>
-          <w:sz w:val="22"/>
-          <w:szCs w:val="22"/>
-          <w:lang w:val="en"/>
-          <w14:ligatures w14:val="none"/>
+        <w:pStyle w:val="Heading5"/>
+        <w:rPr>
+          <w:lang w:val="en"/>
         </w:rPr>
       </w:pPr>
       <w:bookmarkStart w:id="17" w:name="_b0bcp6bcfzw1" w:colFirst="0" w:colLast="0"/>
       <w:bookmarkEnd w:id="17"/>
       <w:r>
         <w:rPr>
-          <w:rFonts w:ascii="Segoe UI Emoji" w:eastAsiaTheme="majorEastAsia" w:hAnsi="Segoe UI Emoji" w:cs="Segoe UI Emoji"/>
-          <w:color w:val="2F5496" w:themeColor="accent1" w:themeShade="BF"/>
-          <w:kern w:val="0"/>
-          <w:sz w:val="22"/>
-          <w:szCs w:val="22"/>
-          <w:lang w:val="en"/>
-          <w14:ligatures w14:val="none"/>
+          <w:rFonts w:ascii="Segoe UI Emoji" w:hAnsi="Segoe UI Emoji" w:cs="Segoe UI Emoji"/>
+          <w:lang w:val="en"/>
         </w:rPr>
         <w:t>🔚</w:t>
       </w:r>
       <w:r>
         <w:rPr>
-          <w:rFonts w:ascii="Arial" w:eastAsiaTheme="majorEastAsia" w:hAnsi="Arial" w:cstheme="majorBidi"/>
-          <w:color w:val="2F5496" w:themeColor="accent1" w:themeShade="BF"/>
-          <w:kern w:val="0"/>
-          <w:sz w:val="22"/>
-          <w:szCs w:val="22"/>
-          <w:lang w:val="en"/>
-          <w14:ligatures w14:val="none"/>
+          <w:lang w:val="en"/>
         </w:rPr>
         <w:t xml:space="preserve"> C. Trailer</w:t>
       </w:r>
@@ -8927,6 +8958,7 @@
         </w:rPr>
         <w:t xml:space="preserve">: </w:t>
       </w:r>
+      <w:proofErr w:type="spellStart"/>
       <w:r>
         <w:rPr>
           <w:rFonts w:ascii="Arial" w:eastAsia="Arial" w:hAnsi="Arial" w:cs="Arial"/>
@@ -8938,7 +8970,21 @@
           <w:lang w:val="en"/>
           <w14:ligatures w14:val="none"/>
         </w:rPr>
-        <w:t>Chatgpt (GPT</w:t>
+        <w:t>Chatgpt</w:t>
+      </w:r>
+      <w:proofErr w:type="spellEnd"/>
+      <w:r>
+        <w:rPr>
+          <w:rFonts w:ascii="Arial" w:eastAsia="Arial" w:hAnsi="Arial" w:cs="Arial"/>
+          <w:b/>
+          <w:kern w:val="0"/>
+          <w:sz w:val="22"/>
+          <w:szCs w:val="22"/>
+          <w:highlight w:val="darkGray"/>
+          <w:lang w:val="en"/>
+          <w14:ligatures w14:val="none"/>
+        </w:rPr>
+        <w:t xml:space="preserve"> (GPT</w:t>
       </w:r>
       <w:r>
         <w:rPr>
@@ -9220,43 +9266,23 @@
     </w:p>
     <w:p>
       <w:pPr>
-        <w:keepNext/>
-        <w:keepLines/>
-        <w:spacing w:before="80" w:after="40" w:line="276" w:lineRule="auto"/>
-        <w:outlineLvl w:val="4"/>
-        <w:rPr>
-          <w:rFonts w:ascii="Arial" w:eastAsiaTheme="majorEastAsia" w:hAnsi="Arial" w:cstheme="majorBidi"/>
-          <w:color w:val="2F5496" w:themeColor="accent1" w:themeShade="BF"/>
-          <w:kern w:val="0"/>
-          <w:sz w:val="22"/>
-          <w:szCs w:val="22"/>
-          <w:lang w:val="en"/>
-          <w14:ligatures w14:val="none"/>
+        <w:pStyle w:val="Heading5"/>
+        <w:rPr>
+          <w:lang w:val="en"/>
         </w:rPr>
       </w:pPr>
       <w:bookmarkStart w:id="18" w:name="_j8sogs6wy5p" w:colFirst="0" w:colLast="0"/>
       <w:bookmarkEnd w:id="18"/>
       <w:r>
         <w:rPr>
-          <w:rFonts w:ascii="Segoe UI Emoji" w:eastAsiaTheme="majorEastAsia" w:hAnsi="Segoe UI Emoji" w:cs="Segoe UI Emoji"/>
-          <w:color w:val="2F5496" w:themeColor="accent1" w:themeShade="BF"/>
-          <w:kern w:val="0"/>
-          <w:sz w:val="22"/>
-          <w:szCs w:val="22"/>
-          <w:lang w:val="en"/>
-          <w14:ligatures w14:val="none"/>
+          <w:rFonts w:ascii="Segoe UI Emoji" w:hAnsi="Segoe UI Emoji" w:cs="Segoe UI Emoji"/>
+          <w:lang w:val="en"/>
         </w:rPr>
         <w:t>🧠</w:t>
       </w:r>
       <w:r>
         <w:rPr>
-          <w:rFonts w:ascii="Arial" w:eastAsiaTheme="majorEastAsia" w:hAnsi="Arial" w:cstheme="majorBidi"/>
-          <w:color w:val="2F5496" w:themeColor="accent1" w:themeShade="BF"/>
-          <w:kern w:val="0"/>
-          <w:sz w:val="22"/>
-          <w:szCs w:val="22"/>
-          <w:lang w:val="en"/>
-          <w14:ligatures w14:val="none"/>
+          <w:lang w:val="en"/>
         </w:rPr>
         <w:t xml:space="preserve"> Final Packet Flow:</w:t>
       </w:r>
@@ -9298,6 +9324,7 @@
         </w:rPr>
         <w:t xml:space="preserve">: </w:t>
       </w:r>
+      <w:proofErr w:type="spellStart"/>
       <w:r>
         <w:rPr>
           <w:rFonts w:ascii="Arial" w:eastAsia="Arial" w:hAnsi="Arial" w:cs="Arial"/>
@@ -9309,7 +9336,21 @@
           <w:lang w:val="en"/>
           <w14:ligatures w14:val="none"/>
         </w:rPr>
-        <w:t>Chatgpt (GPT</w:t>
+        <w:t>Chatgpt</w:t>
+      </w:r>
+      <w:proofErr w:type="spellEnd"/>
+      <w:r>
+        <w:rPr>
+          <w:rFonts w:ascii="Arial" w:eastAsia="Arial" w:hAnsi="Arial" w:cs="Arial"/>
+          <w:b/>
+          <w:kern w:val="0"/>
+          <w:sz w:val="22"/>
+          <w:szCs w:val="22"/>
+          <w:highlight w:val="darkGray"/>
+          <w:lang w:val="en"/>
+          <w14:ligatures w14:val="none"/>
+        </w:rPr>
+        <w:t xml:space="preserve"> (GPT</w:t>
       </w:r>
       <w:r>
         <w:rPr>
@@ -9455,6 +9496,7 @@
           <w:lang w:val="en"/>
           <w14:ligatures w14:val="none"/>
         </w:rPr>
+        <w:lastRenderedPageBreak/>
         <w:pict w14:anchorId="3F3819C8">
           <v:rect id="_x0000_i1042" style="width:0;height:1.5pt" o:hralign="center" o:hrstd="t" o:hr="t" fillcolor="#a0a0a0" stroked="f"/>
         </w:pict>
@@ -9462,43 +9504,23 @@
     </w:p>
     <w:p>
       <w:pPr>
-        <w:keepNext/>
-        <w:keepLines/>
-        <w:spacing w:before="80" w:after="40" w:line="276" w:lineRule="auto"/>
-        <w:outlineLvl w:val="4"/>
-        <w:rPr>
-          <w:rFonts w:ascii="Arial" w:eastAsiaTheme="majorEastAsia" w:hAnsi="Arial" w:cstheme="majorBidi"/>
-          <w:color w:val="2F5496" w:themeColor="accent1" w:themeShade="BF"/>
-          <w:kern w:val="0"/>
-          <w:sz w:val="22"/>
-          <w:szCs w:val="22"/>
-          <w:lang w:val="en"/>
-          <w14:ligatures w14:val="none"/>
+        <w:pStyle w:val="Heading5"/>
+        <w:rPr>
+          <w:lang w:val="en"/>
         </w:rPr>
       </w:pPr>
       <w:bookmarkStart w:id="19" w:name="_s3gu15cn0rdz" w:colFirst="0" w:colLast="0"/>
       <w:bookmarkEnd w:id="19"/>
       <w:r>
         <w:rPr>
-          <w:rFonts w:ascii="Segoe UI Emoji" w:eastAsiaTheme="majorEastAsia" w:hAnsi="Segoe UI Emoji" w:cs="Segoe UI Emoji"/>
-          <w:color w:val="2F5496" w:themeColor="accent1" w:themeShade="BF"/>
-          <w:kern w:val="0"/>
-          <w:sz w:val="22"/>
-          <w:szCs w:val="22"/>
-          <w:lang w:val="en"/>
-          <w14:ligatures w14:val="none"/>
+          <w:rFonts w:ascii="Segoe UI Emoji" w:hAnsi="Segoe UI Emoji" w:cs="Segoe UI Emoji"/>
+          <w:lang w:val="en"/>
         </w:rPr>
         <w:t>📌</w:t>
       </w:r>
       <w:r>
         <w:rPr>
-          <w:rFonts w:ascii="Arial" w:eastAsiaTheme="majorEastAsia" w:hAnsi="Arial" w:cstheme="majorBidi"/>
-          <w:color w:val="2F5496" w:themeColor="accent1" w:themeShade="BF"/>
-          <w:kern w:val="0"/>
-          <w:sz w:val="22"/>
-          <w:szCs w:val="22"/>
-          <w:lang w:val="en"/>
-          <w14:ligatures w14:val="none"/>
+          <w:lang w:val="en"/>
         </w:rPr>
         <w:t xml:space="preserve"> Summary Table:</w:t>
       </w:r>
@@ -9540,6 +9562,7 @@
         </w:rPr>
         <w:t xml:space="preserve">: </w:t>
       </w:r>
+      <w:proofErr w:type="spellStart"/>
       <w:r>
         <w:rPr>
           <w:rFonts w:ascii="Arial" w:eastAsia="Arial" w:hAnsi="Arial" w:cs="Arial"/>
@@ -9551,7 +9574,21 @@
           <w:lang w:val="en"/>
           <w14:ligatures w14:val="none"/>
         </w:rPr>
-        <w:t>Chatgpt (GPT</w:t>
+        <w:t>Chatgpt</w:t>
+      </w:r>
+      <w:proofErr w:type="spellEnd"/>
+      <w:r>
+        <w:rPr>
+          <w:rFonts w:ascii="Arial" w:eastAsia="Arial" w:hAnsi="Arial" w:cs="Arial"/>
+          <w:b/>
+          <w:kern w:val="0"/>
+          <w:sz w:val="22"/>
+          <w:szCs w:val="22"/>
+          <w:highlight w:val="darkGray"/>
+          <w:lang w:val="en"/>
+          <w14:ligatures w14:val="none"/>
+        </w:rPr>
+        <w:t xml:space="preserve"> (GPT</w:t>
       </w:r>
       <w:r>
         <w:rPr>
@@ -10214,41 +10251,23 @@
     </w:p>
     <w:p>
       <w:pPr>
-        <w:spacing w:before="280" w:after="80" w:line="276" w:lineRule="auto"/>
-        <w:outlineLvl w:val="1"/>
-        <w:rPr>
-          <w:rFonts w:asciiTheme="majorHAnsi" w:eastAsiaTheme="majorEastAsia" w:hAnsiTheme="majorHAnsi" w:cstheme="majorBidi"/>
-          <w:color w:val="2F5496" w:themeColor="accent1" w:themeShade="BF"/>
-          <w:kern w:val="0"/>
-          <w:sz w:val="32"/>
-          <w:szCs w:val="32"/>
-          <w:lang w:val="en"/>
-          <w14:ligatures w14:val="none"/>
+        <w:pStyle w:val="Heading2"/>
+        <w:rPr>
+          <w:lang w:val="en"/>
         </w:rPr>
       </w:pPr>
       <w:bookmarkStart w:id="20" w:name="_qktz0wrmatwx" w:colFirst="0" w:colLast="0"/>
       <w:bookmarkEnd w:id="20"/>
       <w:r>
         <w:rPr>
-          <w:rFonts w:ascii="Segoe UI Emoji" w:eastAsiaTheme="majorEastAsia" w:hAnsi="Segoe UI Emoji" w:cs="Segoe UI Emoji"/>
-          <w:color w:val="2F5496" w:themeColor="accent1" w:themeShade="BF"/>
-          <w:kern w:val="0"/>
-          <w:sz w:val="32"/>
-          <w:szCs w:val="32"/>
-          <w:lang w:val="en"/>
-          <w14:ligatures w14:val="none"/>
+          <w:rFonts w:ascii="Segoe UI Emoji" w:hAnsi="Segoe UI Emoji" w:cs="Segoe UI Emoji"/>
+          <w:lang w:val="en"/>
         </w:rPr>
         <w:t>📡</w:t>
       </w:r>
       <w:r>
         <w:rPr>
-          <w:rFonts w:asciiTheme="majorHAnsi" w:eastAsiaTheme="majorEastAsia" w:hAnsiTheme="majorHAnsi" w:cstheme="majorBidi"/>
-          <w:color w:val="2F5496" w:themeColor="accent1" w:themeShade="BF"/>
-          <w:kern w:val="0"/>
-          <w:sz w:val="32"/>
-          <w:szCs w:val="32"/>
-          <w:lang w:val="en"/>
-          <w14:ligatures w14:val="none"/>
+          <w:lang w:val="en"/>
         </w:rPr>
         <w:t xml:space="preserve"> How Packets Work</w:t>
       </w:r>
@@ -10290,6 +10309,7 @@
         </w:rPr>
         <w:t xml:space="preserve">: </w:t>
       </w:r>
+      <w:proofErr w:type="spellStart"/>
       <w:r>
         <w:rPr>
           <w:rFonts w:ascii="Arial" w:eastAsia="Arial" w:hAnsi="Arial" w:cs="Arial"/>
@@ -10301,7 +10321,21 @@
           <w:lang w:val="en"/>
           <w14:ligatures w14:val="none"/>
         </w:rPr>
-        <w:t>Chatgpt (GPT</w:t>
+        <w:t>Chatgpt</w:t>
+      </w:r>
+      <w:proofErr w:type="spellEnd"/>
+      <w:r>
+        <w:rPr>
+          <w:rFonts w:ascii="Arial" w:eastAsia="Arial" w:hAnsi="Arial" w:cs="Arial"/>
+          <w:b/>
+          <w:kern w:val="0"/>
+          <w:sz w:val="22"/>
+          <w:szCs w:val="22"/>
+          <w:highlight w:val="darkGray"/>
+          <w:lang w:val="en"/>
+          <w14:ligatures w14:val="none"/>
+        </w:rPr>
+        <w:t xml:space="preserve"> (GPT</w:t>
       </w:r>
       <w:r>
         <w:rPr>
@@ -10623,41 +10657,23 @@
     </w:p>
     <w:p>
       <w:pPr>
-        <w:spacing w:before="280" w:after="80" w:line="276" w:lineRule="auto"/>
-        <w:outlineLvl w:val="1"/>
-        <w:rPr>
-          <w:rFonts w:asciiTheme="majorHAnsi" w:eastAsiaTheme="majorEastAsia" w:hAnsiTheme="majorHAnsi" w:cstheme="majorBidi"/>
-          <w:color w:val="2F5496" w:themeColor="accent1" w:themeShade="BF"/>
-          <w:kern w:val="0"/>
-          <w:sz w:val="32"/>
-          <w:szCs w:val="32"/>
-          <w:lang w:val="en"/>
-          <w14:ligatures w14:val="none"/>
+        <w:pStyle w:val="Heading2"/>
+        <w:rPr>
+          <w:lang w:val="en"/>
         </w:rPr>
       </w:pPr>
       <w:bookmarkStart w:id="21" w:name="_d3kg86uhbxj" w:colFirst="0" w:colLast="0"/>
       <w:bookmarkEnd w:id="21"/>
       <w:r>
         <w:rPr>
-          <w:rFonts w:ascii="Segoe UI Emoji" w:eastAsiaTheme="majorEastAsia" w:hAnsi="Segoe UI Emoji" w:cs="Segoe UI Emoji"/>
-          <w:color w:val="2F5496" w:themeColor="accent1" w:themeShade="BF"/>
-          <w:kern w:val="0"/>
-          <w:sz w:val="32"/>
-          <w:szCs w:val="32"/>
-          <w:lang w:val="en"/>
-          <w14:ligatures w14:val="none"/>
+          <w:rFonts w:ascii="Segoe UI Emoji" w:hAnsi="Segoe UI Emoji" w:cs="Segoe UI Emoji"/>
+          <w:lang w:val="en"/>
         </w:rPr>
         <w:t>🧾</w:t>
       </w:r>
       <w:r>
         <w:rPr>
-          <w:rFonts w:asciiTheme="majorHAnsi" w:eastAsiaTheme="majorEastAsia" w:hAnsiTheme="majorHAnsi" w:cstheme="majorBidi"/>
-          <w:color w:val="2F5496" w:themeColor="accent1" w:themeShade="BF"/>
-          <w:kern w:val="0"/>
-          <w:sz w:val="32"/>
-          <w:szCs w:val="32"/>
-          <w:lang w:val="en"/>
-          <w14:ligatures w14:val="none"/>
+          <w:lang w:val="en"/>
         </w:rPr>
         <w:t xml:space="preserve"> Key Features</w:t>
       </w:r>
@@ -10699,6 +10715,7 @@
         </w:rPr>
         <w:t xml:space="preserve">: </w:t>
       </w:r>
+      <w:proofErr w:type="spellStart"/>
       <w:r>
         <w:rPr>
           <w:rFonts w:ascii="Arial" w:eastAsia="Arial" w:hAnsi="Arial" w:cs="Arial"/>
@@ -10710,7 +10727,21 @@
           <w:lang w:val="en"/>
           <w14:ligatures w14:val="none"/>
         </w:rPr>
-        <w:t>Chatgpt (GPT</w:t>
+        <w:t>Chatgpt</w:t>
+      </w:r>
+      <w:proofErr w:type="spellEnd"/>
+      <w:r>
+        <w:rPr>
+          <w:rFonts w:ascii="Arial" w:eastAsia="Arial" w:hAnsi="Arial" w:cs="Arial"/>
+          <w:b/>
+          <w:kern w:val="0"/>
+          <w:sz w:val="22"/>
+          <w:szCs w:val="22"/>
+          <w:highlight w:val="darkGray"/>
+          <w:lang w:val="en"/>
+          <w14:ligatures w14:val="none"/>
+        </w:rPr>
+        <w:t xml:space="preserve"> (GPT</w:t>
       </w:r>
       <w:r>
         <w:rPr>
@@ -10761,6 +10792,7 @@
           <w:lang w:val="en"/>
           <w14:ligatures w14:val="none"/>
         </w:rPr>
+        <w:lastRenderedPageBreak/>
         <w:drawing>
           <wp:inline distT="114300" distB="114300" distL="114300" distR="114300" wp14:anchorId="30FA1B80" wp14:editId="05FDBE64">
             <wp:extent cx="5943600" cy="1943100"/>
@@ -10984,6 +11016,7 @@
                 <w14:ligatures w14:val="none"/>
               </w:rPr>
             </w:pPr>
+            <w:proofErr w:type="gramStart"/>
             <w:r>
               <w:rPr>
                 <w:rFonts w:ascii="Roboto Mono" w:eastAsia="Arial" w:hAnsi="Roboto Mono" w:cs="Arial"/>
@@ -10993,7 +11026,19 @@
                 <w:lang w:val="en"/>
                 <w14:ligatures w14:val="none"/>
               </w:rPr>
-              <w:t>Typically 64 bytes to ~1500 bytes (standard MTU size)</w:t>
+              <w:t>Typically</w:t>
+            </w:r>
+            <w:proofErr w:type="gramEnd"/>
+            <w:r>
+              <w:rPr>
+                <w:rFonts w:ascii="Roboto Mono" w:eastAsia="Arial" w:hAnsi="Roboto Mono" w:cs="Arial"/>
+                <w:kern w:val="0"/>
+                <w:sz w:val="22"/>
+                <w:szCs w:val="22"/>
+                <w:lang w:val="en"/>
+                <w14:ligatures w14:val="none"/>
+              </w:rPr>
+              <w:t xml:space="preserve"> 64 bytes to ~1500 bytes (standard MTU size)</w:t>
             </w:r>
           </w:p>
         </w:tc>
@@ -11383,16 +11428,9 @@
     </w:p>
     <w:p>
       <w:pPr>
-        <w:spacing w:before="280" w:after="80" w:line="276" w:lineRule="auto"/>
-        <w:outlineLvl w:val="1"/>
-        <w:rPr>
-          <w:rFonts w:asciiTheme="majorHAnsi" w:eastAsiaTheme="majorEastAsia" w:hAnsiTheme="majorHAnsi" w:cstheme="majorBidi"/>
-          <w:color w:val="2F5496" w:themeColor="accent1" w:themeShade="BF"/>
-          <w:kern w:val="0"/>
-          <w:sz w:val="32"/>
-          <w:szCs w:val="32"/>
-          <w:lang w:val="en"/>
-          <w14:ligatures w14:val="none"/>
+        <w:pStyle w:val="Heading2"/>
+        <w:rPr>
+          <w:lang w:val="en"/>
         </w:rPr>
       </w:pPr>
       <w:bookmarkStart w:id="22" w:name="_e1yohgylcz2b" w:colFirst="0" w:colLast="0"/>
@@ -11400,24 +11438,14 @@
       <w:r>
         <w:rPr>
           <w:rFonts w:ascii="Segoe UI Emoji" w:eastAsia="Arial Unicode MS" w:hAnsi="Segoe UI Emoji" w:cs="Segoe UI Emoji"/>
-          <w:color w:val="2F5496" w:themeColor="accent1" w:themeShade="BF"/>
-          <w:kern w:val="0"/>
-          <w:sz w:val="32"/>
-          <w:szCs w:val="32"/>
-          <w:lang w:val="en"/>
-          <w14:ligatures w14:val="none"/>
+          <w:lang w:val="en"/>
         </w:rPr>
         <w:t>✅</w:t>
       </w:r>
       <w:r>
         <w:rPr>
-          <w:rFonts w:ascii="Arial Unicode MS" w:eastAsia="Arial Unicode MS" w:hAnsi="Arial Unicode MS" w:cs="Arial Unicode MS"/>
-          <w:color w:val="2F5496" w:themeColor="accent1" w:themeShade="BF"/>
-          <w:kern w:val="0"/>
-          <w:sz w:val="32"/>
-          <w:szCs w:val="32"/>
-          <w:lang w:val="en"/>
-          <w14:ligatures w14:val="none"/>
+          <w:rFonts w:eastAsia="Arial Unicode MS"/>
+          <w:lang w:val="en"/>
         </w:rPr>
         <w:t xml:space="preserve"> Advantages of Packet-Switched Networks</w:t>
       </w:r>
@@ -11459,6 +11487,7 @@
         </w:rPr>
         <w:t xml:space="preserve">: </w:t>
       </w:r>
+      <w:proofErr w:type="spellStart"/>
       <w:r>
         <w:rPr>
           <w:rFonts w:ascii="Arial" w:eastAsia="Arial" w:hAnsi="Arial" w:cs="Arial"/>
@@ -11470,7 +11499,21 @@
           <w:lang w:val="en"/>
           <w14:ligatures w14:val="none"/>
         </w:rPr>
-        <w:t>Chatgpt (GPT</w:t>
+        <w:t>Chatgpt</w:t>
+      </w:r>
+      <w:proofErr w:type="spellEnd"/>
+      <w:r>
+        <w:rPr>
+          <w:rFonts w:ascii="Arial" w:eastAsia="Arial" w:hAnsi="Arial" w:cs="Arial"/>
+          <w:b/>
+          <w:kern w:val="0"/>
+          <w:sz w:val="22"/>
+          <w:szCs w:val="22"/>
+          <w:highlight w:val="darkGray"/>
+          <w:lang w:val="en"/>
+          <w14:ligatures w14:val="none"/>
+        </w:rPr>
+        <w:t xml:space="preserve"> (GPT</w:t>
       </w:r>
       <w:r>
         <w:rPr>
@@ -11727,16 +11770,9 @@
     </w:p>
     <w:p>
       <w:pPr>
-        <w:spacing w:before="280" w:after="80" w:line="276" w:lineRule="auto"/>
-        <w:outlineLvl w:val="1"/>
-        <w:rPr>
-          <w:rFonts w:asciiTheme="majorHAnsi" w:eastAsiaTheme="majorEastAsia" w:hAnsiTheme="majorHAnsi" w:cstheme="majorBidi"/>
-          <w:color w:val="2F5496" w:themeColor="accent1" w:themeShade="BF"/>
-          <w:kern w:val="0"/>
-          <w:sz w:val="32"/>
-          <w:szCs w:val="32"/>
-          <w:lang w:val="en"/>
-          <w14:ligatures w14:val="none"/>
+        <w:pStyle w:val="Heading2"/>
+        <w:rPr>
+          <w:lang w:val="en"/>
         </w:rPr>
       </w:pPr>
       <w:bookmarkStart w:id="23" w:name="_ree7eykimvi5" w:colFirst="0" w:colLast="0"/>
@@ -11744,24 +11780,15 @@
       <w:r>
         <w:rPr>
           <w:rFonts w:ascii="Segoe UI Emoji" w:eastAsia="Arial Unicode MS" w:hAnsi="Segoe UI Emoji" w:cs="Segoe UI Emoji"/>
-          <w:color w:val="2F5496" w:themeColor="accent1" w:themeShade="BF"/>
-          <w:kern w:val="0"/>
-          <w:sz w:val="32"/>
-          <w:szCs w:val="32"/>
-          <w:lang w:val="en"/>
-          <w14:ligatures w14:val="none"/>
-        </w:rPr>
+          <w:lang w:val="en"/>
+        </w:rPr>
+        <w:lastRenderedPageBreak/>
         <w:t>❌</w:t>
       </w:r>
       <w:r>
         <w:rPr>
-          <w:rFonts w:ascii="Arial Unicode MS" w:eastAsia="Arial Unicode MS" w:hAnsi="Arial Unicode MS" w:cs="Arial Unicode MS"/>
-          <w:color w:val="2F5496" w:themeColor="accent1" w:themeShade="BF"/>
-          <w:kern w:val="0"/>
-          <w:sz w:val="32"/>
-          <w:szCs w:val="32"/>
-          <w:lang w:val="en"/>
-          <w14:ligatures w14:val="none"/>
+          <w:rFonts w:eastAsia="Arial Unicode MS"/>
+          <w:lang w:val="en"/>
         </w:rPr>
         <w:t xml:space="preserve"> Possible Issues</w:t>
       </w:r>
@@ -11803,6 +11830,7 @@
         </w:rPr>
         <w:t xml:space="preserve">: </w:t>
       </w:r>
+      <w:proofErr w:type="spellStart"/>
       <w:r>
         <w:rPr>
           <w:rFonts w:ascii="Arial" w:eastAsia="Arial" w:hAnsi="Arial" w:cs="Arial"/>
@@ -11814,7 +11842,21 @@
           <w:lang w:val="en"/>
           <w14:ligatures w14:val="none"/>
         </w:rPr>
-        <w:t>Chatgpt (GPT</w:t>
+        <w:t>Chatgpt</w:t>
+      </w:r>
+      <w:proofErr w:type="spellEnd"/>
+      <w:r>
+        <w:rPr>
+          <w:rFonts w:ascii="Arial" w:eastAsia="Arial" w:hAnsi="Arial" w:cs="Arial"/>
+          <w:b/>
+          <w:kern w:val="0"/>
+          <w:sz w:val="22"/>
+          <w:szCs w:val="22"/>
+          <w:highlight w:val="darkGray"/>
+          <w:lang w:val="en"/>
+          <w14:ligatures w14:val="none"/>
+        </w:rPr>
+        <w:t xml:space="preserve"> (GPT</w:t>
       </w:r>
       <w:r>
         <w:rPr>
@@ -12093,41 +12135,20 @@
     </w:p>
     <w:p>
       <w:pPr>
-        <w:spacing w:before="280" w:after="80" w:line="276" w:lineRule="auto"/>
-        <w:outlineLvl w:val="1"/>
-        <w:rPr>
-          <w:rFonts w:asciiTheme="majorHAnsi" w:eastAsiaTheme="majorEastAsia" w:hAnsiTheme="majorHAnsi" w:cstheme="majorBidi"/>
-          <w:color w:val="2F5496" w:themeColor="accent1" w:themeShade="BF"/>
-          <w:kern w:val="0"/>
-          <w:sz w:val="32"/>
-          <w:szCs w:val="32"/>
-          <w:lang w:val="en"/>
-          <w14:ligatures w14:val="none"/>
-        </w:rPr>
+        <w:pStyle w:val="Heading2"/>
       </w:pPr>
       <w:bookmarkStart w:id="24" w:name="_x2imnry4rt2o" w:colFirst="0" w:colLast="0"/>
       <w:bookmarkEnd w:id="24"/>
       <w:r>
         <w:rPr>
-          <w:rFonts w:ascii="Segoe UI Emoji" w:eastAsiaTheme="majorEastAsia" w:hAnsi="Segoe UI Emoji" w:cs="Segoe UI Emoji"/>
-          <w:color w:val="2F5496" w:themeColor="accent1" w:themeShade="BF"/>
-          <w:kern w:val="0"/>
-          <w:sz w:val="32"/>
-          <w:szCs w:val="32"/>
-          <w:lang w:val="en"/>
-          <w14:ligatures w14:val="none"/>
+          <w:rFonts w:ascii="Segoe UI Emoji" w:hAnsi="Segoe UI Emoji" w:cs="Segoe UI Emoji"/>
+          <w:lang w:val="en"/>
         </w:rPr>
         <w:t>📌</w:t>
       </w:r>
       <w:r>
         <w:rPr>
-          <w:rFonts w:asciiTheme="majorHAnsi" w:eastAsiaTheme="majorEastAsia" w:hAnsiTheme="majorHAnsi" w:cstheme="majorBidi"/>
-          <w:color w:val="2F5496" w:themeColor="accent1" w:themeShade="BF"/>
-          <w:kern w:val="0"/>
-          <w:sz w:val="32"/>
-          <w:szCs w:val="32"/>
-          <w:lang w:val="en"/>
-          <w14:ligatures w14:val="none"/>
+          <w:lang w:val="en"/>
         </w:rPr>
         <w:t xml:space="preserve"> Summary</w:t>
       </w:r>
@@ -12169,6 +12190,7 @@
         </w:rPr>
         <w:t xml:space="preserve">: </w:t>
       </w:r>
+      <w:proofErr w:type="spellStart"/>
       <w:r>
         <w:rPr>
           <w:rFonts w:ascii="Arial" w:eastAsia="Arial" w:hAnsi="Arial" w:cs="Arial"/>
@@ -12180,7 +12202,21 @@
           <w:lang w:val="en"/>
           <w14:ligatures w14:val="none"/>
         </w:rPr>
-        <w:t>Chatgpt (GPT</w:t>
+        <w:t>Chatgpt</w:t>
+      </w:r>
+      <w:proofErr w:type="spellEnd"/>
+      <w:r>
+        <w:rPr>
+          <w:rFonts w:ascii="Arial" w:eastAsia="Arial" w:hAnsi="Arial" w:cs="Arial"/>
+          <w:b/>
+          <w:kern w:val="0"/>
+          <w:sz w:val="22"/>
+          <w:szCs w:val="22"/>
+          <w:highlight w:val="darkGray"/>
+          <w:lang w:val="en"/>
+          <w14:ligatures w14:val="none"/>
+        </w:rPr>
+        <w:t xml:space="preserve"> (GPT</w:t>
       </w:r>
       <w:r>
         <w:rPr>
@@ -12791,6 +12827,7 @@
                 <w:lang w:val="en"/>
                 <w14:ligatures w14:val="none"/>
               </w:rPr>
+              <w:lastRenderedPageBreak/>
               <w:t>Benefit</w:t>
             </w:r>
           </w:p>
@@ -13914,7 +13951,6 @@
     <w:next w:val="Normal"/>
     <w:link w:val="Heading2Char"/>
     <w:uiPriority w:val="9"/>
-    <w:semiHidden/>
     <w:unhideWhenUsed/>
     <w:qFormat/>
     <w:rsid w:val="006D1264"/>
@@ -13937,7 +13973,6 @@
     <w:next w:val="Normal"/>
     <w:link w:val="Heading3Char"/>
     <w:uiPriority w:val="9"/>
-    <w:semiHidden/>
     <w:unhideWhenUsed/>
     <w:qFormat/>
     <w:rsid w:val="006D1264"/>
@@ -13960,7 +13995,6 @@
     <w:next w:val="Normal"/>
     <w:link w:val="Heading4Char"/>
     <w:uiPriority w:val="9"/>
-    <w:semiHidden/>
     <w:unhideWhenUsed/>
     <w:qFormat/>
     <w:rsid w:val="006D1264"/>
@@ -13983,7 +14017,6 @@
     <w:next w:val="Normal"/>
     <w:link w:val="Heading5Char"/>
     <w:uiPriority w:val="9"/>
-    <w:semiHidden/>
     <w:unhideWhenUsed/>
     <w:qFormat/>
     <w:rsid w:val="006D1264"/>
@@ -14131,7 +14164,6 @@
     <w:basedOn w:val="DefaultParagraphFont"/>
     <w:link w:val="Heading2"/>
     <w:uiPriority w:val="9"/>
-    <w:semiHidden/>
     <w:rsid w:val="006D1264"/>
     <w:rPr>
       <w:rFonts w:asciiTheme="majorHAnsi" w:eastAsiaTheme="majorEastAsia" w:hAnsiTheme="majorHAnsi" w:cstheme="majorBidi"/>
@@ -14145,7 +14177,6 @@
     <w:basedOn w:val="DefaultParagraphFont"/>
     <w:link w:val="Heading3"/>
     <w:uiPriority w:val="9"/>
-    <w:semiHidden/>
     <w:rsid w:val="006D1264"/>
     <w:rPr>
       <w:rFonts w:eastAsiaTheme="majorEastAsia" w:cstheme="majorBidi"/>
@@ -14159,7 +14190,6 @@
     <w:basedOn w:val="DefaultParagraphFont"/>
     <w:link w:val="Heading4"/>
     <w:uiPriority w:val="9"/>
-    <w:semiHidden/>
     <w:rsid w:val="006D1264"/>
     <w:rPr>
       <w:rFonts w:eastAsiaTheme="majorEastAsia" w:cstheme="majorBidi"/>
@@ -14173,7 +14203,6 @@
     <w:basedOn w:val="DefaultParagraphFont"/>
     <w:link w:val="Heading5"/>
     <w:uiPriority w:val="9"/>
-    <w:semiHidden/>
     <w:rsid w:val="006D1264"/>
     <w:rPr>
       <w:rFonts w:eastAsiaTheme="majorEastAsia" w:cstheme="majorBidi"/>
